--- a/work/reviewresponse/MBACase_ReviewResponsePlaybook_FULL_KR.docx
+++ b/work/reviewresponse/MBACase_ReviewResponsePlaybook_FULL_KR.docx
@@ -40,8 +40,6 @@
       <w:r>
         <w:rPr>
           <w:rFonts w:ascii="Noto Sans CJK KR" w:cs="Noto Sans CJK KR" w:eastAsia="Noto Sans CJK KR" w:hAnsi="Noto Sans CJK KR"/>
-          <w:b w:val="false"/>
-          <w:bCs w:val="false"/>
           <w:i/>
           <w:iCs/>
           <w:sz w:val="22"/>
@@ -52,8 +50,6 @@
       <w:r>
         <w:rPr>
           <w:rFonts w:ascii="Noto Sans CJK KR" w:cs="Noto Sans CJK KR" w:eastAsia="Noto Sans CJK KR" w:hAnsi="Noto Sans CJK KR"/>
-          <w:b/>
-          <w:bCs/>
           <w:i/>
           <w:iCs/>
           <w:sz w:val="22"/>
@@ -64,8 +60,6 @@
       <w:r>
         <w:rPr>
           <w:rFonts w:ascii="Noto Sans CJK KR" w:cs="Noto Sans CJK KR" w:eastAsia="Noto Sans CJK KR" w:hAnsi="Noto Sans CJK KR"/>
-          <w:b w:val="false"/>
-          <w:bCs w:val="false"/>
           <w:i/>
           <w:iCs/>
           <w:sz w:val="22"/>
@@ -76,8 +70,6 @@
       <w:r>
         <w:rPr>
           <w:rFonts w:ascii="Noto Sans CJK KR" w:cs="Noto Sans CJK KR" w:eastAsia="Noto Sans CJK KR" w:hAnsi="Noto Sans CJK KR"/>
-          <w:b/>
-          <w:bCs/>
           <w:i/>
           <w:iCs/>
           <w:sz w:val="22"/>
@@ -88,8 +80,6 @@
       <w:r>
         <w:rPr>
           <w:rFonts w:ascii="Noto Sans CJK KR" w:cs="Noto Sans CJK KR" w:eastAsia="Noto Sans CJK KR" w:hAnsi="Noto Sans CJK KR"/>
-          <w:b w:val="false"/>
-          <w:bCs w:val="false"/>
           <w:i/>
           <w:iCs/>
           <w:sz w:val="22"/>
@@ -100,8 +90,6 @@
       <w:r>
         <w:rPr>
           <w:rFonts w:ascii="Noto Sans CJK KR" w:cs="Noto Sans CJK KR" w:eastAsia="Noto Sans CJK KR" w:hAnsi="Noto Sans CJK KR"/>
-          <w:b/>
-          <w:bCs/>
           <w:i/>
           <w:iCs/>
           <w:sz w:val="22"/>
@@ -112,8 +100,6 @@
       <w:r>
         <w:rPr>
           <w:rFonts w:ascii="Noto Sans CJK KR" w:cs="Noto Sans CJK KR" w:eastAsia="Noto Sans CJK KR" w:hAnsi="Noto Sans CJK KR"/>
-          <w:b w:val="false"/>
-          <w:bCs w:val="false"/>
           <w:i/>
           <w:iCs/>
           <w:sz w:val="22"/>
@@ -246,8 +232,6 @@
           <w:rFonts w:ascii="Noto Sans CJK KR" w:cs="Noto Sans CJK KR" w:eastAsia="Noto Sans CJK KR" w:hAnsi="Noto Sans CJK KR"/>
           <w:b/>
           <w:bCs/>
-          <w:i w:val="false"/>
-          <w:iCs w:val="false"/>
           <w:sz w:val="22"/>
           <w:szCs w:val="22"/>
         </w:rPr>
@@ -365,8 +349,6 @@
           <w:rFonts w:ascii="Noto Sans CJK KR" w:cs="Noto Sans CJK KR" w:eastAsia="Noto Sans CJK KR" w:hAnsi="Noto Sans CJK KR"/>
           <w:b/>
           <w:bCs/>
-          <w:i w:val="false"/>
-          <w:iCs w:val="false"/>
           <w:sz w:val="22"/>
           <w:szCs w:val="22"/>
         </w:rPr>
@@ -389,8 +371,6 @@
           <w:rFonts w:ascii="Noto Sans CJK KR" w:cs="Noto Sans CJK KR" w:eastAsia="Noto Sans CJK KR" w:hAnsi="Noto Sans CJK KR"/>
           <w:b/>
           <w:bCs/>
-          <w:i w:val="false"/>
-          <w:iCs w:val="false"/>
           <w:sz w:val="22"/>
           <w:szCs w:val="22"/>
         </w:rPr>
@@ -438,8 +418,6 @@
           <w:rFonts w:ascii="Noto Sans CJK KR" w:cs="Noto Sans CJK KR" w:eastAsia="Noto Sans CJK KR" w:hAnsi="Noto Sans CJK KR"/>
           <w:b/>
           <w:bCs/>
-          <w:i w:val="false"/>
-          <w:iCs w:val="false"/>
           <w:sz w:val="22"/>
           <w:szCs w:val="22"/>
         </w:rPr>
@@ -487,8 +465,6 @@
           <w:rFonts w:ascii="Noto Sans CJK KR" w:cs="Noto Sans CJK KR" w:eastAsia="Noto Sans CJK KR" w:hAnsi="Noto Sans CJK KR"/>
           <w:b/>
           <w:bCs/>
-          <w:i w:val="false"/>
-          <w:iCs w:val="false"/>
           <w:sz w:val="22"/>
           <w:szCs w:val="22"/>
         </w:rPr>
@@ -581,8 +557,6 @@
           <w:rFonts w:ascii="Noto Sans CJK KR" w:cs="Noto Sans CJK KR" w:eastAsia="Noto Sans CJK KR" w:hAnsi="Noto Sans CJK KR"/>
           <w:b/>
           <w:bCs/>
-          <w:i w:val="false"/>
-          <w:iCs w:val="false"/>
           <w:sz w:val="22"/>
           <w:szCs w:val="22"/>
         </w:rPr>
@@ -605,8 +579,6 @@
           <w:rFonts w:ascii="Noto Sans CJK KR" w:cs="Noto Sans CJK KR" w:eastAsia="Noto Sans CJK KR" w:hAnsi="Noto Sans CJK KR"/>
           <w:b/>
           <w:bCs/>
-          <w:i w:val="false"/>
-          <w:iCs w:val="false"/>
           <w:sz w:val="22"/>
           <w:szCs w:val="22"/>
         </w:rPr>
@@ -654,8 +626,6 @@
           <w:rFonts w:ascii="Noto Sans CJK KR" w:cs="Noto Sans CJK KR" w:eastAsia="Noto Sans CJK KR" w:hAnsi="Noto Sans CJK KR"/>
           <w:b/>
           <w:bCs/>
-          <w:i w:val="false"/>
-          <w:iCs w:val="false"/>
           <w:sz w:val="22"/>
           <w:szCs w:val="22"/>
         </w:rPr>
@@ -721,8 +691,6 @@
           <w:rFonts w:ascii="Noto Sans CJK KR" w:cs="Noto Sans CJK KR" w:eastAsia="Noto Sans CJK KR" w:hAnsi="Noto Sans CJK KR"/>
           <w:b/>
           <w:bCs/>
-          <w:i w:val="false"/>
-          <w:iCs w:val="false"/>
           <w:sz w:val="22"/>
           <w:szCs w:val="22"/>
         </w:rPr>
@@ -745,8 +713,6 @@
           <w:rFonts w:ascii="Noto Sans CJK KR" w:cs="Noto Sans CJK KR" w:eastAsia="Noto Sans CJK KR" w:hAnsi="Noto Sans CJK KR"/>
           <w:b/>
           <w:bCs/>
-          <w:i w:val="false"/>
-          <w:iCs w:val="false"/>
           <w:sz w:val="22"/>
           <w:szCs w:val="22"/>
         </w:rPr>
@@ -794,8 +760,6 @@
           <w:rFonts w:ascii="Noto Sans CJK KR" w:cs="Noto Sans CJK KR" w:eastAsia="Noto Sans CJK KR" w:hAnsi="Noto Sans CJK KR"/>
           <w:b/>
           <w:bCs/>
-          <w:i w:val="false"/>
-          <w:iCs w:val="false"/>
           <w:sz w:val="22"/>
           <w:szCs w:val="22"/>
         </w:rPr>
@@ -862,8 +826,6 @@
       <w:r>
         <w:rPr>
           <w:rFonts w:ascii="Noto Sans CJK KR" w:cs="Noto Sans CJK KR" w:eastAsia="Noto Sans CJK KR" w:hAnsi="Noto Sans CJK KR"/>
-          <w:b w:val="false"/>
-          <w:bCs w:val="false"/>
           <w:i/>
           <w:iCs/>
           <w:sz w:val="22"/>
@@ -924,6 +886,7 @@
       </w:tblGrid>
       <w:tr>
         <w:trPr>
+          <w:cantSplit/>
           <w:tblHeader/>
         </w:trPr>
         <w:tc>
@@ -933,6 +896,7 @@
           </w:tcPr>
           <w:p>
             <w:pPr>
+              <w:keepNext/>
               <w:jc w:val="center"/>
             </w:pPr>
             <w:r>
@@ -956,6 +920,7 @@
           </w:tcPr>
           <w:p>
             <w:pPr>
+              <w:keepNext/>
               <w:jc w:val="center"/>
             </w:pPr>
             <w:r>
@@ -979,6 +944,7 @@
           </w:tcPr>
           <w:p>
             <w:pPr>
+              <w:keepNext/>
               <w:jc w:val="center"/>
             </w:pPr>
             <w:r>
@@ -997,11 +963,17 @@
         </w:tc>
       </w:tr>
       <w:tr>
+        <w:trPr>
+          <w:cantSplit/>
+        </w:trPr>
         <w:tc>
           <w:tcPr>
             <w:tcW w:type="dxa" w:w="3000"/>
           </w:tcPr>
           <w:p>
+            <w:pPr>
+              <w:keepNext/>
+            </w:pPr>
             <w:r>
               <w:rPr>
                 <w:rFonts w:ascii="Noto Sans CJK KR" w:cs="Noto Sans CJK KR" w:eastAsia="Noto Sans CJK KR" w:hAnsi="Noto Sans CJK KR"/>
@@ -1021,13 +993,14 @@
             <w:tcW w:type="dxa" w:w="3000"/>
           </w:tcPr>
           <w:p>
+            <w:pPr>
+              <w:keepNext/>
+            </w:pPr>
             <w:r>
               <w:rPr>
                 <w:rFonts w:ascii="Noto Sans CJK KR" w:cs="Noto Sans CJK KR" w:eastAsia="Noto Sans CJK KR" w:hAnsi="Noto Sans CJK KR"/>
                 <w:b/>
                 <w:bCs/>
-                <w:i w:val="false"/>
-                <w:iCs w:val="false"/>
                 <w:sz w:val="22"/>
                 <w:szCs w:val="22"/>
               </w:rPr>
@@ -1040,6 +1013,9 @@
             <w:tcW w:type="dxa" w:w="3000"/>
           </w:tcPr>
           <w:p>
+            <w:pPr>
+              <w:keepNext/>
+            </w:pPr>
             <w:r>
               <w:rPr>
                 <w:rFonts w:ascii="Noto Sans CJK KR" w:cs="Noto Sans CJK KR" w:eastAsia="Noto Sans CJK KR" w:hAnsi="Noto Sans CJK KR"/>
@@ -1056,11 +1032,17 @@
         </w:tc>
       </w:tr>
       <w:tr>
+        <w:trPr>
+          <w:cantSplit/>
+        </w:trPr>
         <w:tc>
           <w:tcPr>
             <w:tcW w:type="dxa" w:w="3000"/>
           </w:tcPr>
           <w:p>
+            <w:pPr>
+              <w:keepNext/>
+            </w:pPr>
             <w:r>
               <w:rPr>
                 <w:rFonts w:ascii="Noto Sans CJK KR" w:cs="Noto Sans CJK KR" w:eastAsia="Noto Sans CJK KR" w:hAnsi="Noto Sans CJK KR"/>
@@ -1080,13 +1062,14 @@
             <w:tcW w:type="dxa" w:w="3000"/>
           </w:tcPr>
           <w:p>
+            <w:pPr>
+              <w:keepNext/>
+            </w:pPr>
             <w:r>
               <w:rPr>
                 <w:rFonts w:ascii="Noto Sans CJK KR" w:cs="Noto Sans CJK KR" w:eastAsia="Noto Sans CJK KR" w:hAnsi="Noto Sans CJK KR"/>
                 <w:b/>
                 <w:bCs/>
-                <w:i w:val="false"/>
-                <w:iCs w:val="false"/>
                 <w:sz w:val="22"/>
                 <w:szCs w:val="22"/>
               </w:rPr>
@@ -1099,6 +1082,9 @@
             <w:tcW w:type="dxa" w:w="3000"/>
           </w:tcPr>
           <w:p>
+            <w:pPr>
+              <w:keepNext/>
+            </w:pPr>
             <w:r>
               <w:rPr>
                 <w:rFonts w:ascii="Noto Sans CJK KR" w:cs="Noto Sans CJK KR" w:eastAsia="Noto Sans CJK KR" w:hAnsi="Noto Sans CJK KR"/>
@@ -1115,11 +1101,17 @@
         </w:tc>
       </w:tr>
       <w:tr>
+        <w:trPr>
+          <w:cantSplit/>
+        </w:trPr>
         <w:tc>
           <w:tcPr>
             <w:tcW w:type="dxa" w:w="3000"/>
           </w:tcPr>
           <w:p>
+            <w:pPr>
+              <w:keepNext/>
+            </w:pPr>
             <w:r>
               <w:rPr>
                 <w:rFonts w:ascii="Noto Sans CJK KR" w:cs="Noto Sans CJK KR" w:eastAsia="Noto Sans CJK KR" w:hAnsi="Noto Sans CJK KR"/>
@@ -1139,13 +1131,14 @@
             <w:tcW w:type="dxa" w:w="3000"/>
           </w:tcPr>
           <w:p>
+            <w:pPr>
+              <w:keepNext/>
+            </w:pPr>
             <w:r>
               <w:rPr>
                 <w:rFonts w:ascii="Noto Sans CJK KR" w:cs="Noto Sans CJK KR" w:eastAsia="Noto Sans CJK KR" w:hAnsi="Noto Sans CJK KR"/>
                 <w:b/>
                 <w:bCs/>
-                <w:i w:val="false"/>
-                <w:iCs w:val="false"/>
                 <w:sz w:val="22"/>
                 <w:szCs w:val="22"/>
               </w:rPr>
@@ -1158,6 +1151,9 @@
             <w:tcW w:type="dxa" w:w="3000"/>
           </w:tcPr>
           <w:p>
+            <w:pPr>
+              <w:keepNext/>
+            </w:pPr>
             <w:r>
               <w:rPr>
                 <w:rFonts w:ascii="Noto Sans CJK KR" w:cs="Noto Sans CJK KR" w:eastAsia="Noto Sans CJK KR" w:hAnsi="Noto Sans CJK KR"/>
@@ -1174,11 +1170,17 @@
         </w:tc>
       </w:tr>
       <w:tr>
+        <w:trPr>
+          <w:cantSplit/>
+        </w:trPr>
         <w:tc>
           <w:tcPr>
             <w:tcW w:type="dxa" w:w="3000"/>
           </w:tcPr>
           <w:p>
+            <w:pPr>
+              <w:keepNext/>
+            </w:pPr>
             <w:r>
               <w:rPr>
                 <w:rFonts w:ascii="Noto Sans CJK KR" w:cs="Noto Sans CJK KR" w:eastAsia="Noto Sans CJK KR" w:hAnsi="Noto Sans CJK KR"/>
@@ -1198,13 +1200,14 @@
             <w:tcW w:type="dxa" w:w="3000"/>
           </w:tcPr>
           <w:p>
+            <w:pPr>
+              <w:keepNext/>
+            </w:pPr>
             <w:r>
               <w:rPr>
                 <w:rFonts w:ascii="Noto Sans CJK KR" w:cs="Noto Sans CJK KR" w:eastAsia="Noto Sans CJK KR" w:hAnsi="Noto Sans CJK KR"/>
                 <w:b/>
                 <w:bCs/>
-                <w:i w:val="false"/>
-                <w:iCs w:val="false"/>
                 <w:sz w:val="22"/>
                 <w:szCs w:val="22"/>
               </w:rPr>
@@ -1217,6 +1220,9 @@
             <w:tcW w:type="dxa" w:w="3000"/>
           </w:tcPr>
           <w:p>
+            <w:pPr>
+              <w:keepNext/>
+            </w:pPr>
             <w:r>
               <w:rPr>
                 <w:rFonts w:ascii="Noto Sans CJK KR" w:cs="Noto Sans CJK KR" w:eastAsia="Noto Sans CJK KR" w:hAnsi="Noto Sans CJK KR"/>
@@ -1233,11 +1239,17 @@
         </w:tc>
       </w:tr>
       <w:tr>
+        <w:trPr>
+          <w:cantSplit/>
+        </w:trPr>
         <w:tc>
           <w:tcPr>
             <w:tcW w:type="dxa" w:w="3000"/>
           </w:tcPr>
           <w:p>
+            <w:pPr>
+              <w:keepNext/>
+            </w:pPr>
             <w:r>
               <w:rPr>
                 <w:rFonts w:ascii="Noto Sans CJK KR" w:cs="Noto Sans CJK KR" w:eastAsia="Noto Sans CJK KR" w:hAnsi="Noto Sans CJK KR"/>
@@ -1257,13 +1269,14 @@
             <w:tcW w:type="dxa" w:w="3000"/>
           </w:tcPr>
           <w:p>
+            <w:pPr>
+              <w:keepNext/>
+            </w:pPr>
             <w:r>
               <w:rPr>
                 <w:rFonts w:ascii="Noto Sans CJK KR" w:cs="Noto Sans CJK KR" w:eastAsia="Noto Sans CJK KR" w:hAnsi="Noto Sans CJK KR"/>
                 <w:b/>
                 <w:bCs/>
-                <w:i w:val="false"/>
-                <w:iCs w:val="false"/>
                 <w:sz w:val="22"/>
                 <w:szCs w:val="22"/>
               </w:rPr>
@@ -1276,6 +1289,9 @@
             <w:tcW w:type="dxa" w:w="3000"/>
           </w:tcPr>
           <w:p>
+            <w:pPr>
+              <w:keepNext/>
+            </w:pPr>
             <w:r>
               <w:rPr>
                 <w:rFonts w:ascii="Noto Sans CJK KR" w:cs="Noto Sans CJK KR" w:eastAsia="Noto Sans CJK KR" w:hAnsi="Noto Sans CJK KR"/>
@@ -1329,8 +1345,6 @@
           <w:rFonts w:ascii="Noto Sans CJK KR" w:cs="Noto Sans CJK KR" w:eastAsia="Noto Sans CJK KR" w:hAnsi="Noto Sans CJK KR"/>
           <w:b/>
           <w:bCs/>
-          <w:i w:val="false"/>
-          <w:iCs w:val="false"/>
           <w:sz w:val="22"/>
           <w:szCs w:val="22"/>
         </w:rPr>
@@ -1353,8 +1367,6 @@
           <w:rFonts w:ascii="Noto Sans CJK KR" w:cs="Noto Sans CJK KR" w:eastAsia="Noto Sans CJK KR" w:hAnsi="Noto Sans CJK KR"/>
           <w:b/>
           <w:bCs/>
-          <w:i w:val="false"/>
-          <w:iCs w:val="false"/>
           <w:sz w:val="22"/>
           <w:szCs w:val="22"/>
         </w:rPr>
@@ -1377,8 +1389,6 @@
           <w:rFonts w:ascii="Noto Sans CJK KR" w:cs="Noto Sans CJK KR" w:eastAsia="Noto Sans CJK KR" w:hAnsi="Noto Sans CJK KR"/>
           <w:b/>
           <w:bCs/>
-          <w:i w:val="false"/>
-          <w:iCs w:val="false"/>
           <w:sz w:val="22"/>
           <w:szCs w:val="22"/>
         </w:rPr>
@@ -1401,8 +1411,6 @@
           <w:rFonts w:ascii="Noto Sans CJK KR" w:cs="Noto Sans CJK KR" w:eastAsia="Noto Sans CJK KR" w:hAnsi="Noto Sans CJK KR"/>
           <w:b/>
           <w:bCs/>
-          <w:i w:val="false"/>
-          <w:iCs w:val="false"/>
           <w:sz w:val="22"/>
           <w:szCs w:val="22"/>
         </w:rPr>
@@ -1438,8 +1446,6 @@
           <w:rFonts w:ascii="Noto Sans CJK KR" w:cs="Noto Sans CJK KR" w:eastAsia="Noto Sans CJK KR" w:hAnsi="Noto Sans CJK KR"/>
           <w:b/>
           <w:bCs/>
-          <w:i w:val="false"/>
-          <w:iCs w:val="false"/>
           <w:sz w:val="22"/>
           <w:szCs w:val="22"/>
         </w:rPr>
@@ -1462,8 +1468,6 @@
           <w:rFonts w:ascii="Noto Sans CJK KR" w:cs="Noto Sans CJK KR" w:eastAsia="Noto Sans CJK KR" w:hAnsi="Noto Sans CJK KR"/>
           <w:b/>
           <w:bCs/>
-          <w:i w:val="false"/>
-          <w:iCs w:val="false"/>
           <w:sz w:val="22"/>
           <w:szCs w:val="22"/>
         </w:rPr>
@@ -1511,8 +1515,6 @@
           <w:rFonts w:ascii="Noto Sans CJK KR" w:cs="Noto Sans CJK KR" w:eastAsia="Noto Sans CJK KR" w:hAnsi="Noto Sans CJK KR"/>
           <w:b/>
           <w:bCs/>
-          <w:i w:val="false"/>
-          <w:iCs w:val="false"/>
           <w:sz w:val="22"/>
           <w:szCs w:val="22"/>
         </w:rPr>
@@ -1535,8 +1537,6 @@
           <w:rFonts w:ascii="Noto Sans CJK KR" w:cs="Noto Sans CJK KR" w:eastAsia="Noto Sans CJK KR" w:hAnsi="Noto Sans CJK KR"/>
           <w:b/>
           <w:bCs/>
-          <w:i w:val="false"/>
-          <w:iCs w:val="false"/>
           <w:sz w:val="22"/>
           <w:szCs w:val="22"/>
         </w:rPr>
@@ -1577,8 +1577,6 @@
           <w:rFonts w:ascii="Noto Sans CJK KR" w:cs="Noto Sans CJK KR" w:eastAsia="Noto Sans CJK KR" w:hAnsi="Noto Sans CJK KR"/>
           <w:b/>
           <w:bCs/>
-          <w:i w:val="false"/>
-          <w:iCs w:val="false"/>
           <w:sz w:val="22"/>
           <w:szCs w:val="22"/>
         </w:rPr>
@@ -1601,8 +1599,6 @@
           <w:rFonts w:ascii="Noto Sans CJK KR" w:cs="Noto Sans CJK KR" w:eastAsia="Noto Sans CJK KR" w:hAnsi="Noto Sans CJK KR"/>
           <w:b/>
           <w:bCs/>
-          <w:i w:val="false"/>
-          <w:iCs w:val="false"/>
           <w:sz w:val="22"/>
           <w:szCs w:val="22"/>
         </w:rPr>
@@ -1635,8 +1631,6 @@
           <w:rFonts w:ascii="Noto Sans CJK KR" w:cs="Noto Sans CJK KR" w:eastAsia="Noto Sans CJK KR" w:hAnsi="Noto Sans CJK KR"/>
           <w:b/>
           <w:bCs/>
-          <w:i w:val="false"/>
-          <w:iCs w:val="false"/>
           <w:sz w:val="22"/>
           <w:szCs w:val="22"/>
         </w:rPr>
@@ -1659,8 +1653,6 @@
           <w:rFonts w:ascii="Noto Sans CJK KR" w:cs="Noto Sans CJK KR" w:eastAsia="Noto Sans CJK KR" w:hAnsi="Noto Sans CJK KR"/>
           <w:b/>
           <w:bCs/>
-          <w:i w:val="false"/>
-          <w:iCs w:val="false"/>
           <w:sz w:val="22"/>
           <w:szCs w:val="22"/>
         </w:rPr>
@@ -1693,8 +1685,6 @@
           <w:rFonts w:ascii="Noto Sans CJK KR" w:cs="Noto Sans CJK KR" w:eastAsia="Noto Sans CJK KR" w:hAnsi="Noto Sans CJK KR"/>
           <w:b/>
           <w:bCs/>
-          <w:i w:val="false"/>
-          <w:iCs w:val="false"/>
           <w:sz w:val="22"/>
           <w:szCs w:val="22"/>
         </w:rPr>
@@ -1717,8 +1707,6 @@
           <w:rFonts w:ascii="Noto Sans CJK KR" w:cs="Noto Sans CJK KR" w:eastAsia="Noto Sans CJK KR" w:hAnsi="Noto Sans CJK KR"/>
           <w:b/>
           <w:bCs/>
-          <w:i w:val="false"/>
-          <w:iCs w:val="false"/>
           <w:sz w:val="22"/>
           <w:szCs w:val="22"/>
         </w:rPr>
@@ -1751,8 +1739,6 @@
           <w:rFonts w:ascii="Noto Sans CJK KR" w:cs="Noto Sans CJK KR" w:eastAsia="Noto Sans CJK KR" w:hAnsi="Noto Sans CJK KR"/>
           <w:b/>
           <w:bCs/>
-          <w:i w:val="false"/>
-          <w:iCs w:val="false"/>
           <w:sz w:val="22"/>
           <w:szCs w:val="22"/>
         </w:rPr>
@@ -1818,8 +1804,6 @@
           <w:rFonts w:ascii="Noto Sans CJK KR" w:cs="Noto Sans CJK KR" w:eastAsia="Noto Sans CJK KR" w:hAnsi="Noto Sans CJK KR"/>
           <w:b/>
           <w:bCs/>
-          <w:i w:val="false"/>
-          <w:iCs w:val="false"/>
           <w:sz w:val="22"/>
           <w:szCs w:val="22"/>
         </w:rPr>
@@ -1842,8 +1826,6 @@
           <w:rFonts w:ascii="Noto Sans CJK KR" w:cs="Noto Sans CJK KR" w:eastAsia="Noto Sans CJK KR" w:hAnsi="Noto Sans CJK KR"/>
           <w:b/>
           <w:bCs/>
-          <w:i w:val="false"/>
-          <w:iCs w:val="false"/>
           <w:sz w:val="22"/>
           <w:szCs w:val="22"/>
         </w:rPr>
@@ -1876,8 +1858,6 @@
           <w:rFonts w:ascii="Noto Sans CJK KR" w:cs="Noto Sans CJK KR" w:eastAsia="Noto Sans CJK KR" w:hAnsi="Noto Sans CJK KR"/>
           <w:b/>
           <w:bCs/>
-          <w:i w:val="false"/>
-          <w:iCs w:val="false"/>
           <w:sz w:val="22"/>
           <w:szCs w:val="22"/>
         </w:rPr>
@@ -1900,8 +1880,6 @@
           <w:rFonts w:ascii="Noto Sans CJK KR" w:cs="Noto Sans CJK KR" w:eastAsia="Noto Sans CJK KR" w:hAnsi="Noto Sans CJK KR"/>
           <w:b/>
           <w:bCs/>
-          <w:i w:val="false"/>
-          <w:iCs w:val="false"/>
           <w:sz w:val="22"/>
           <w:szCs w:val="22"/>
         </w:rPr>
@@ -1949,8 +1927,6 @@
           <w:rFonts w:ascii="Noto Sans CJK KR" w:cs="Noto Sans CJK KR" w:eastAsia="Noto Sans CJK KR" w:hAnsi="Noto Sans CJK KR"/>
           <w:b/>
           <w:bCs/>
-          <w:i w:val="false"/>
-          <w:iCs w:val="false"/>
           <w:sz w:val="22"/>
           <w:szCs w:val="22"/>
         </w:rPr>
@@ -1998,8 +1974,6 @@
           <w:rFonts w:ascii="Noto Sans CJK KR" w:cs="Noto Sans CJK KR" w:eastAsia="Noto Sans CJK KR" w:hAnsi="Noto Sans CJK KR"/>
           <w:b/>
           <w:bCs/>
-          <w:i w:val="false"/>
-          <w:iCs w:val="false"/>
           <w:sz w:val="22"/>
           <w:szCs w:val="22"/>
         </w:rPr>
@@ -2047,8 +2021,6 @@
           <w:rFonts w:ascii="Noto Sans CJK KR" w:cs="Noto Sans CJK KR" w:eastAsia="Noto Sans CJK KR" w:hAnsi="Noto Sans CJK KR"/>
           <w:b/>
           <w:bCs/>
-          <w:i w:val="false"/>
-          <w:iCs w:val="false"/>
           <w:sz w:val="22"/>
           <w:szCs w:val="22"/>
         </w:rPr>
@@ -2071,8 +2043,6 @@
           <w:rFonts w:ascii="Noto Sans CJK KR" w:cs="Noto Sans CJK KR" w:eastAsia="Noto Sans CJK KR" w:hAnsi="Noto Sans CJK KR"/>
           <w:b/>
           <w:bCs/>
-          <w:i w:val="false"/>
-          <w:iCs w:val="false"/>
           <w:sz w:val="22"/>
           <w:szCs w:val="22"/>
         </w:rPr>
@@ -2096,8 +2066,6 @@
           <w:rFonts w:ascii="Noto Sans CJK KR" w:cs="Noto Sans CJK KR" w:eastAsia="Noto Sans CJK KR" w:hAnsi="Noto Sans CJK KR"/>
           <w:b/>
           <w:bCs/>
-          <w:i w:val="false"/>
-          <w:iCs w:val="false"/>
           <w:sz w:val="22"/>
           <w:szCs w:val="22"/>
         </w:rPr>
@@ -2212,6 +2180,7 @@
       </w:tblGrid>
       <w:tr>
         <w:trPr>
+          <w:cantSplit/>
           <w:tblHeader/>
         </w:trPr>
         <w:tc>
@@ -2221,6 +2190,7 @@
           </w:tcPr>
           <w:p>
             <w:pPr>
+              <w:keepNext/>
               <w:jc w:val="center"/>
             </w:pPr>
             <w:r>
@@ -2244,6 +2214,7 @@
           </w:tcPr>
           <w:p>
             <w:pPr>
+              <w:keepNext/>
               <w:jc w:val="center"/>
             </w:pPr>
             <w:r>
@@ -2262,11 +2233,17 @@
         </w:tc>
       </w:tr>
       <w:tr>
+        <w:trPr>
+          <w:cantSplit/>
+        </w:trPr>
         <w:tc>
           <w:tcPr>
             <w:tcW w:type="dxa" w:w="4500"/>
           </w:tcPr>
           <w:p>
+            <w:pPr>
+              <w:keepNext/>
+            </w:pPr>
             <w:r>
               <w:rPr>
                 <w:rFonts w:ascii="Noto Sans CJK KR" w:cs="Noto Sans CJK KR" w:eastAsia="Noto Sans CJK KR" w:hAnsi="Noto Sans CJK KR"/>
@@ -2286,13 +2263,14 @@
             <w:tcW w:type="dxa" w:w="4500"/>
           </w:tcPr>
           <w:p>
+            <w:pPr>
+              <w:keepNext/>
+            </w:pPr>
             <w:r>
               <w:rPr>
                 <w:rFonts w:ascii="Noto Sans CJK KR" w:cs="Noto Sans CJK KR" w:eastAsia="Noto Sans CJK KR" w:hAnsi="Noto Sans CJK KR"/>
                 <w:b/>
                 <w:bCs/>
-                <w:i w:val="false"/>
-                <w:iCs w:val="false"/>
                 <w:sz w:val="22"/>
                 <w:szCs w:val="22"/>
               </w:rPr>
@@ -2314,11 +2292,17 @@
         </w:tc>
       </w:tr>
       <w:tr>
+        <w:trPr>
+          <w:cantSplit/>
+        </w:trPr>
         <w:tc>
           <w:tcPr>
             <w:tcW w:type="dxa" w:w="4500"/>
           </w:tcPr>
           <w:p>
+            <w:pPr>
+              <w:keepNext/>
+            </w:pPr>
             <w:r>
               <w:rPr>
                 <w:rFonts w:ascii="Noto Sans CJK KR" w:cs="Noto Sans CJK KR" w:eastAsia="Noto Sans CJK KR" w:hAnsi="Noto Sans CJK KR"/>
@@ -2338,13 +2322,14 @@
             <w:tcW w:type="dxa" w:w="4500"/>
           </w:tcPr>
           <w:p>
+            <w:pPr>
+              <w:keepNext/>
+            </w:pPr>
             <w:r>
               <w:rPr>
                 <w:rFonts w:ascii="Noto Sans CJK KR" w:cs="Noto Sans CJK KR" w:eastAsia="Noto Sans CJK KR" w:hAnsi="Noto Sans CJK KR"/>
                 <w:b/>
                 <w:bCs/>
-                <w:i w:val="false"/>
-                <w:iCs w:val="false"/>
                 <w:sz w:val="22"/>
                 <w:szCs w:val="22"/>
               </w:rPr>
@@ -2366,11 +2351,17 @@
         </w:tc>
       </w:tr>
       <w:tr>
+        <w:trPr>
+          <w:cantSplit/>
+        </w:trPr>
         <w:tc>
           <w:tcPr>
             <w:tcW w:type="dxa" w:w="4500"/>
           </w:tcPr>
           <w:p>
+            <w:pPr>
+              <w:keepNext/>
+            </w:pPr>
             <w:r>
               <w:rPr>
                 <w:rFonts w:ascii="Noto Sans CJK KR" w:cs="Noto Sans CJK KR" w:eastAsia="Noto Sans CJK KR" w:hAnsi="Noto Sans CJK KR"/>
@@ -2390,13 +2381,14 @@
             <w:tcW w:type="dxa" w:w="4500"/>
           </w:tcPr>
           <w:p>
+            <w:pPr>
+              <w:keepNext/>
+            </w:pPr>
             <w:r>
               <w:rPr>
                 <w:rFonts w:ascii="Noto Sans CJK KR" w:cs="Noto Sans CJK KR" w:eastAsia="Noto Sans CJK KR" w:hAnsi="Noto Sans CJK KR"/>
                 <w:b/>
                 <w:bCs/>
-                <w:i w:val="false"/>
-                <w:iCs w:val="false"/>
                 <w:sz w:val="22"/>
                 <w:szCs w:val="22"/>
               </w:rPr>
@@ -2418,11 +2410,17 @@
         </w:tc>
       </w:tr>
       <w:tr>
+        <w:trPr>
+          <w:cantSplit/>
+        </w:trPr>
         <w:tc>
           <w:tcPr>
             <w:tcW w:type="dxa" w:w="4500"/>
           </w:tcPr>
           <w:p>
+            <w:pPr>
+              <w:keepNext/>
+            </w:pPr>
             <w:r>
               <w:rPr>
                 <w:rFonts w:ascii="Noto Sans CJK KR" w:cs="Noto Sans CJK KR" w:eastAsia="Noto Sans CJK KR" w:hAnsi="Noto Sans CJK KR"/>
@@ -2442,6 +2440,9 @@
             <w:tcW w:type="dxa" w:w="4500"/>
           </w:tcPr>
           <w:p>
+            <w:pPr>
+              <w:keepNext/>
+            </w:pPr>
             <w:r>
               <w:rPr>
                 <w:rFonts w:ascii="Noto Sans CJK KR" w:cs="Noto Sans CJK KR" w:eastAsia="Noto Sans CJK KR" w:hAnsi="Noto Sans CJK KR"/>
@@ -2458,11 +2459,17 @@
         </w:tc>
       </w:tr>
       <w:tr>
+        <w:trPr>
+          <w:cantSplit/>
+        </w:trPr>
         <w:tc>
           <w:tcPr>
             <w:tcW w:type="dxa" w:w="4500"/>
           </w:tcPr>
           <w:p>
+            <w:pPr>
+              <w:keepNext/>
+            </w:pPr>
             <w:r>
               <w:rPr>
                 <w:rFonts w:ascii="Noto Sans CJK KR" w:cs="Noto Sans CJK KR" w:eastAsia="Noto Sans CJK KR" w:hAnsi="Noto Sans CJK KR"/>
@@ -2482,6 +2489,9 @@
             <w:tcW w:type="dxa" w:w="4500"/>
           </w:tcPr>
           <w:p>
+            <w:pPr>
+              <w:keepNext/>
+            </w:pPr>
             <w:r>
               <w:rPr>
                 <w:rFonts w:ascii="Noto Sans CJK KR" w:cs="Noto Sans CJK KR" w:eastAsia="Noto Sans CJK KR" w:hAnsi="Noto Sans CJK KR"/>
@@ -2498,11 +2508,17 @@
         </w:tc>
       </w:tr>
       <w:tr>
+        <w:trPr>
+          <w:cantSplit/>
+        </w:trPr>
         <w:tc>
           <w:tcPr>
             <w:tcW w:type="dxa" w:w="4500"/>
           </w:tcPr>
           <w:p>
+            <w:pPr>
+              <w:keepNext/>
+            </w:pPr>
             <w:r>
               <w:rPr>
                 <w:rFonts w:ascii="Noto Sans CJK KR" w:cs="Noto Sans CJK KR" w:eastAsia="Noto Sans CJK KR" w:hAnsi="Noto Sans CJK KR"/>
@@ -2522,6 +2538,9 @@
             <w:tcW w:type="dxa" w:w="4500"/>
           </w:tcPr>
           <w:p>
+            <w:pPr>
+              <w:keepNext/>
+            </w:pPr>
             <w:r>
               <w:rPr>
                 <w:rFonts w:ascii="Noto Sans CJK KR" w:cs="Noto Sans CJK KR" w:eastAsia="Noto Sans CJK KR" w:hAnsi="Noto Sans CJK KR"/>
@@ -2600,8 +2619,6 @@
           <w:rFonts w:ascii="Noto Sans CJK KR" w:cs="Noto Sans CJK KR" w:eastAsia="Noto Sans CJK KR" w:hAnsi="Noto Sans CJK KR"/>
           <w:b/>
           <w:bCs/>
-          <w:i w:val="false"/>
-          <w:iCs w:val="false"/>
           <w:sz w:val="22"/>
           <w:szCs w:val="22"/>
         </w:rPr>
@@ -2624,8 +2641,6 @@
           <w:rFonts w:ascii="Noto Sans CJK KR" w:cs="Noto Sans CJK KR" w:eastAsia="Noto Sans CJK KR" w:hAnsi="Noto Sans CJK KR"/>
           <w:b/>
           <w:bCs/>
-          <w:i w:val="false"/>
-          <w:iCs w:val="false"/>
           <w:sz w:val="22"/>
           <w:szCs w:val="22"/>
         </w:rPr>
@@ -2648,8 +2663,6 @@
           <w:rFonts w:ascii="Noto Sans CJK KR" w:cs="Noto Sans CJK KR" w:eastAsia="Noto Sans CJK KR" w:hAnsi="Noto Sans CJK KR"/>
           <w:b/>
           <w:bCs/>
-          <w:i w:val="false"/>
-          <w:iCs w:val="false"/>
           <w:sz w:val="22"/>
           <w:szCs w:val="22"/>
         </w:rPr>
@@ -2697,8 +2710,6 @@
           <w:rFonts w:ascii="Noto Sans CJK KR" w:cs="Noto Sans CJK KR" w:eastAsia="Noto Sans CJK KR" w:hAnsi="Noto Sans CJK KR"/>
           <w:b/>
           <w:bCs/>
-          <w:i w:val="false"/>
-          <w:iCs w:val="false"/>
           <w:sz w:val="22"/>
           <w:szCs w:val="22"/>
         </w:rPr>
@@ -2721,8 +2732,6 @@
           <w:rFonts w:ascii="Noto Sans CJK KR" w:cs="Noto Sans CJK KR" w:eastAsia="Noto Sans CJK KR" w:hAnsi="Noto Sans CJK KR"/>
           <w:b/>
           <w:bCs/>
-          <w:i w:val="false"/>
-          <w:iCs w:val="false"/>
           <w:sz w:val="22"/>
           <w:szCs w:val="22"/>
         </w:rPr>
@@ -2758,8 +2767,6 @@
           <w:rFonts w:ascii="Noto Sans CJK KR" w:cs="Noto Sans CJK KR" w:eastAsia="Noto Sans CJK KR" w:hAnsi="Noto Sans CJK KR"/>
           <w:b/>
           <w:bCs/>
-          <w:i w:val="false"/>
-          <w:iCs w:val="false"/>
           <w:sz w:val="22"/>
           <w:szCs w:val="22"/>
         </w:rPr>
@@ -2838,8 +2845,6 @@
       <w:r>
         <w:rPr>
           <w:rFonts w:ascii="Noto Sans CJK KR" w:cs="Noto Sans CJK KR" w:eastAsia="Noto Sans CJK KR" w:hAnsi="Noto Sans CJK KR"/>
-          <w:b w:val="false"/>
-          <w:bCs w:val="false"/>
           <w:i/>
           <w:iCs/>
           <w:sz w:val="22"/>
@@ -2877,8 +2882,6 @@
           <w:rFonts w:ascii="Noto Sans CJK KR" w:cs="Noto Sans CJK KR" w:eastAsia="Noto Sans CJK KR" w:hAnsi="Noto Sans CJK KR"/>
           <w:b/>
           <w:bCs/>
-          <w:i w:val="false"/>
-          <w:iCs w:val="false"/>
           <w:sz w:val="22"/>
           <w:szCs w:val="22"/>
         </w:rPr>
@@ -2923,6 +2926,7 @@
       </w:tblGrid>
       <w:tr>
         <w:trPr>
+          <w:cantSplit/>
           <w:tblHeader/>
         </w:trPr>
         <w:tc>
@@ -2932,6 +2936,7 @@
           </w:tcPr>
           <w:p>
             <w:pPr>
+              <w:keepNext/>
               <w:jc w:val="center"/>
             </w:pPr>
             <w:r>
@@ -2955,6 +2960,7 @@
           </w:tcPr>
           <w:p>
             <w:pPr>
+              <w:keepNext/>
               <w:jc w:val="center"/>
             </w:pPr>
             <w:r>
@@ -2973,11 +2979,17 @@
         </w:tc>
       </w:tr>
       <w:tr>
+        <w:trPr>
+          <w:cantSplit/>
+        </w:trPr>
         <w:tc>
           <w:tcPr>
             <w:tcW w:type="dxa" w:w="4500"/>
           </w:tcPr>
           <w:p>
+            <w:pPr>
+              <w:keepNext/>
+            </w:pPr>
             <w:r>
               <w:rPr>
                 <w:rFonts w:ascii="Noto Sans CJK KR" w:cs="Noto Sans CJK KR" w:eastAsia="Noto Sans CJK KR" w:hAnsi="Noto Sans CJK KR"/>
@@ -2997,13 +3009,14 @@
             <w:tcW w:type="dxa" w:w="4500"/>
           </w:tcPr>
           <w:p>
+            <w:pPr>
+              <w:keepNext/>
+            </w:pPr>
             <w:r>
               <w:rPr>
                 <w:rFonts w:ascii="Noto Sans CJK KR" w:cs="Noto Sans CJK KR" w:eastAsia="Noto Sans CJK KR" w:hAnsi="Noto Sans CJK KR"/>
                 <w:b/>
                 <w:bCs/>
-                <w:i w:val="false"/>
-                <w:iCs w:val="false"/>
                 <w:sz w:val="22"/>
                 <w:szCs w:val="22"/>
               </w:rPr>
@@ -3025,11 +3038,17 @@
         </w:tc>
       </w:tr>
       <w:tr>
+        <w:trPr>
+          <w:cantSplit/>
+        </w:trPr>
         <w:tc>
           <w:tcPr>
             <w:tcW w:type="dxa" w:w="4500"/>
           </w:tcPr>
           <w:p>
+            <w:pPr>
+              <w:keepNext/>
+            </w:pPr>
             <w:r>
               <w:rPr>
                 <w:rFonts w:ascii="Noto Sans CJK KR" w:cs="Noto Sans CJK KR" w:eastAsia="Noto Sans CJK KR" w:hAnsi="Noto Sans CJK KR"/>
@@ -3049,6 +3068,9 @@
             <w:tcW w:type="dxa" w:w="4500"/>
           </w:tcPr>
           <w:p>
+            <w:pPr>
+              <w:keepNext/>
+            </w:pPr>
             <w:r>
               <w:rPr>
                 <w:rFonts w:ascii="Noto Sans CJK KR" w:cs="Noto Sans CJK KR" w:eastAsia="Noto Sans CJK KR" w:hAnsi="Noto Sans CJK KR"/>
@@ -3065,18 +3087,22 @@
         </w:tc>
       </w:tr>
       <w:tr>
+        <w:trPr>
+          <w:cantSplit/>
+        </w:trPr>
         <w:tc>
           <w:tcPr>
             <w:tcW w:type="dxa" w:w="4500"/>
           </w:tcPr>
           <w:p>
+            <w:pPr>
+              <w:keepNext/>
+            </w:pPr>
             <w:r>
               <w:rPr>
                 <w:rFonts w:ascii="Noto Sans CJK KR" w:cs="Noto Sans CJK KR" w:eastAsia="Noto Sans CJK KR" w:hAnsi="Noto Sans CJK KR"/>
                 <w:b/>
                 <w:bCs/>
-                <w:i w:val="false"/>
-                <w:iCs w:val="false"/>
                 <w:sz w:val="22"/>
                 <w:szCs w:val="22"/>
               </w:rPr>
@@ -3089,13 +3115,14 @@
             <w:tcW w:type="dxa" w:w="4500"/>
           </w:tcPr>
           <w:p>
+            <w:pPr>
+              <w:keepNext/>
+            </w:pPr>
             <w:r>
               <w:rPr>
                 <w:rFonts w:ascii="Noto Sans CJK KR" w:cs="Noto Sans CJK KR" w:eastAsia="Noto Sans CJK KR" w:hAnsi="Noto Sans CJK KR"/>
                 <w:b/>
                 <w:bCs/>
-                <w:i w:val="false"/>
-                <w:iCs w:val="false"/>
                 <w:sz w:val="22"/>
                 <w:szCs w:val="22"/>
               </w:rPr>
@@ -3117,11 +3144,17 @@
         </w:tc>
       </w:tr>
       <w:tr>
+        <w:trPr>
+          <w:cantSplit/>
+        </w:trPr>
         <w:tc>
           <w:tcPr>
             <w:tcW w:type="dxa" w:w="4500"/>
           </w:tcPr>
           <w:p>
+            <w:pPr>
+              <w:keepNext/>
+            </w:pPr>
             <w:r>
               <w:rPr>
                 <w:rFonts w:ascii="Noto Sans CJK KR" w:cs="Noto Sans CJK KR" w:eastAsia="Noto Sans CJK KR" w:hAnsi="Noto Sans CJK KR"/>
@@ -3141,6 +3174,9 @@
             <w:tcW w:type="dxa" w:w="4500"/>
           </w:tcPr>
           <w:p>
+            <w:pPr>
+              <w:keepNext/>
+            </w:pPr>
             <w:r>
               <w:rPr>
                 <w:rFonts w:ascii="Noto Sans CJK KR" w:cs="Noto Sans CJK KR" w:eastAsia="Noto Sans CJK KR" w:hAnsi="Noto Sans CJK KR"/>
@@ -3157,11 +3193,17 @@
         </w:tc>
       </w:tr>
       <w:tr>
+        <w:trPr>
+          <w:cantSplit/>
+        </w:trPr>
         <w:tc>
           <w:tcPr>
             <w:tcW w:type="dxa" w:w="4500"/>
           </w:tcPr>
           <w:p>
+            <w:pPr>
+              <w:keepNext/>
+            </w:pPr>
             <w:r>
               <w:rPr>
                 <w:rFonts w:ascii="Noto Sans CJK KR" w:cs="Noto Sans CJK KR" w:eastAsia="Noto Sans CJK KR" w:hAnsi="Noto Sans CJK KR"/>
@@ -3181,6 +3223,9 @@
             <w:tcW w:type="dxa" w:w="4500"/>
           </w:tcPr>
           <w:p>
+            <w:pPr>
+              <w:keepNext/>
+            </w:pPr>
             <w:r>
               <w:rPr>
                 <w:rFonts w:ascii="Noto Sans CJK KR" w:cs="Noto Sans CJK KR" w:eastAsia="Noto Sans CJK KR" w:hAnsi="Noto Sans CJK KR"/>
@@ -3197,11 +3242,17 @@
         </w:tc>
       </w:tr>
       <w:tr>
+        <w:trPr>
+          <w:cantSplit/>
+        </w:trPr>
         <w:tc>
           <w:tcPr>
             <w:tcW w:type="dxa" w:w="4500"/>
           </w:tcPr>
           <w:p>
+            <w:pPr>
+              <w:keepNext/>
+            </w:pPr>
             <w:r>
               <w:rPr>
                 <w:rFonts w:ascii="Noto Sans CJK KR" w:cs="Noto Sans CJK KR" w:eastAsia="Noto Sans CJK KR" w:hAnsi="Noto Sans CJK KR"/>
@@ -3221,6 +3272,9 @@
             <w:tcW w:type="dxa" w:w="4500"/>
           </w:tcPr>
           <w:p>
+            <w:pPr>
+              <w:keepNext/>
+            </w:pPr>
             <w:r>
               <w:rPr>
                 <w:rFonts w:ascii="Noto Sans CJK KR" w:cs="Noto Sans CJK KR" w:eastAsia="Noto Sans CJK KR" w:hAnsi="Noto Sans CJK KR"/>
@@ -3237,11 +3291,17 @@
         </w:tc>
       </w:tr>
       <w:tr>
+        <w:trPr>
+          <w:cantSplit/>
+        </w:trPr>
         <w:tc>
           <w:tcPr>
             <w:tcW w:type="dxa" w:w="4500"/>
           </w:tcPr>
           <w:p>
+            <w:pPr>
+              <w:keepNext/>
+            </w:pPr>
             <w:r>
               <w:rPr>
                 <w:rFonts w:ascii="Noto Sans CJK KR" w:cs="Noto Sans CJK KR" w:eastAsia="Noto Sans CJK KR" w:hAnsi="Noto Sans CJK KR"/>
@@ -3261,6 +3321,9 @@
             <w:tcW w:type="dxa" w:w="4500"/>
           </w:tcPr>
           <w:p>
+            <w:pPr>
+              <w:keepNext/>
+            </w:pPr>
             <w:r>
               <w:rPr>
                 <w:rFonts w:ascii="Noto Sans CJK KR" w:cs="Noto Sans CJK KR" w:eastAsia="Noto Sans CJK KR" w:hAnsi="Noto Sans CJK KR"/>
@@ -3339,8 +3402,6 @@
           <w:rFonts w:ascii="Noto Sans CJK KR" w:cs="Noto Sans CJK KR" w:eastAsia="Noto Sans CJK KR" w:hAnsi="Noto Sans CJK KR"/>
           <w:b/>
           <w:bCs/>
-          <w:i w:val="false"/>
-          <w:iCs w:val="false"/>
           <w:sz w:val="22"/>
           <w:szCs w:val="22"/>
         </w:rPr>
@@ -3388,8 +3449,6 @@
           <w:rFonts w:ascii="Noto Sans CJK KR" w:cs="Noto Sans CJK KR" w:eastAsia="Noto Sans CJK KR" w:hAnsi="Noto Sans CJK KR"/>
           <w:b/>
           <w:bCs/>
-          <w:i w:val="false"/>
-          <w:iCs w:val="false"/>
           <w:sz w:val="22"/>
           <w:szCs w:val="22"/>
         </w:rPr>
@@ -3442,8 +3501,6 @@
           <w:rFonts w:ascii="Noto Sans CJK KR" w:cs="Noto Sans CJK KR" w:eastAsia="Noto Sans CJK KR" w:hAnsi="Noto Sans CJK KR"/>
           <w:b/>
           <w:bCs/>
-          <w:i w:val="false"/>
-          <w:iCs w:val="false"/>
           <w:sz w:val="22"/>
           <w:szCs w:val="22"/>
         </w:rPr>
@@ -3491,8 +3548,6 @@
           <w:rFonts w:ascii="Noto Sans CJK KR" w:cs="Noto Sans CJK KR" w:eastAsia="Noto Sans CJK KR" w:hAnsi="Noto Sans CJK KR"/>
           <w:b/>
           <w:bCs/>
-          <w:i w:val="false"/>
-          <w:iCs w:val="false"/>
           <w:sz w:val="22"/>
           <w:szCs w:val="22"/>
         </w:rPr>
@@ -3516,8 +3571,6 @@
           <w:rFonts w:ascii="Noto Sans CJK KR" w:cs="Noto Sans CJK KR" w:eastAsia="Noto Sans CJK KR" w:hAnsi="Noto Sans CJK KR"/>
           <w:b/>
           <w:bCs/>
-          <w:i w:val="false"/>
-          <w:iCs w:val="false"/>
           <w:sz w:val="22"/>
           <w:szCs w:val="22"/>
         </w:rPr>
@@ -3533,7 +3586,7 @@
           <w:sz w:val="22"/>
           <w:szCs w:val="22"/>
         </w:rPr>
-        <w:t xml:space="preserve"> 에 표5와 그림2가 실려 있다.</w:t>
+        <w:t xml:space="preserve"> 에 표5가 실려 있다. 그림2는 옮겨 싣지 않았고, 원고가 그 그림에서 무엇을 보이는지만 적었다 — 도판은 원 논문에서 직접 확인한다.</w:t>
       </w:r>
     </w:p>
     <w:p>
@@ -3596,8 +3649,6 @@
       <w:r>
         <w:rPr>
           <w:rFonts w:ascii="Noto Sans CJK KR" w:cs="Noto Sans CJK KR" w:eastAsia="Noto Sans CJK KR" w:hAnsi="Noto Sans CJK KR"/>
-          <w:b w:val="false"/>
-          <w:bCs w:val="false"/>
           <w:i/>
           <w:iCs/>
           <w:sz w:val="22"/>
@@ -3635,8 +3686,6 @@
           <w:rFonts w:ascii="Noto Sans CJK KR" w:cs="Noto Sans CJK KR" w:eastAsia="Noto Sans CJK KR" w:hAnsi="Noto Sans CJK KR"/>
           <w:b/>
           <w:bCs/>
-          <w:i w:val="false"/>
-          <w:iCs w:val="false"/>
           <w:sz w:val="22"/>
           <w:szCs w:val="22"/>
         </w:rPr>
@@ -3659,8 +3708,6 @@
           <w:rFonts w:ascii="Noto Sans CJK KR" w:cs="Noto Sans CJK KR" w:eastAsia="Noto Sans CJK KR" w:hAnsi="Noto Sans CJK KR"/>
           <w:b/>
           <w:bCs/>
-          <w:i w:val="false"/>
-          <w:iCs w:val="false"/>
           <w:sz w:val="22"/>
           <w:szCs w:val="22"/>
         </w:rPr>
@@ -3683,8 +3730,6 @@
           <w:rFonts w:ascii="Noto Sans CJK KR" w:cs="Noto Sans CJK KR" w:eastAsia="Noto Sans CJK KR" w:hAnsi="Noto Sans CJK KR"/>
           <w:b/>
           <w:bCs/>
-          <w:i w:val="false"/>
-          <w:iCs w:val="false"/>
           <w:sz w:val="22"/>
           <w:szCs w:val="22"/>
         </w:rPr>
@@ -3730,6 +3775,7 @@
       </w:tblGrid>
       <w:tr>
         <w:trPr>
+          <w:cantSplit/>
           <w:tblHeader/>
         </w:trPr>
         <w:tc>
@@ -3739,6 +3785,7 @@
           </w:tcPr>
           <w:p>
             <w:pPr>
+              <w:keepNext/>
               <w:jc w:val="center"/>
             </w:pPr>
             <w:r>
@@ -3762,6 +3809,7 @@
           </w:tcPr>
           <w:p>
             <w:pPr>
+              <w:keepNext/>
               <w:jc w:val="center"/>
             </w:pPr>
             <w:r>
@@ -3785,6 +3833,7 @@
           </w:tcPr>
           <w:p>
             <w:pPr>
+              <w:keepNext/>
               <w:jc w:val="center"/>
             </w:pPr>
             <w:r>
@@ -3803,11 +3852,17 @@
         </w:tc>
       </w:tr>
       <w:tr>
+        <w:trPr>
+          <w:cantSplit/>
+        </w:trPr>
         <w:tc>
           <w:tcPr>
             <w:tcW w:type="dxa" w:w="3000"/>
           </w:tcPr>
           <w:p>
+            <w:pPr>
+              <w:keepNext/>
+            </w:pPr>
             <w:r>
               <w:rPr>
                 <w:rFonts w:ascii="Noto Sans CJK KR" w:cs="Noto Sans CJK KR" w:eastAsia="Noto Sans CJK KR" w:hAnsi="Noto Sans CJK KR"/>
@@ -3827,13 +3882,14 @@
             <w:tcW w:type="dxa" w:w="3000"/>
           </w:tcPr>
           <w:p>
+            <w:pPr>
+              <w:keepNext/>
+            </w:pPr>
             <w:r>
               <w:rPr>
                 <w:rFonts w:ascii="Noto Sans CJK KR" w:cs="Noto Sans CJK KR" w:eastAsia="Noto Sans CJK KR" w:hAnsi="Noto Sans CJK KR"/>
                 <w:b/>
                 <w:bCs/>
-                <w:i w:val="false"/>
-                <w:iCs w:val="false"/>
                 <w:sz w:val="22"/>
                 <w:szCs w:val="22"/>
               </w:rPr>
@@ -3858,13 +3914,14 @@
             <w:tcW w:type="dxa" w:w="3000"/>
           </w:tcPr>
           <w:p>
+            <w:pPr>
+              <w:keepNext/>
+            </w:pPr>
             <w:r>
               <w:rPr>
                 <w:rFonts w:ascii="Noto Sans CJK KR" w:cs="Noto Sans CJK KR" w:eastAsia="Noto Sans CJK KR" w:hAnsi="Noto Sans CJK KR"/>
                 <w:b/>
                 <w:bCs/>
-                <w:i w:val="false"/>
-                <w:iCs w:val="false"/>
                 <w:sz w:val="22"/>
                 <w:szCs w:val="22"/>
               </w:rPr>
@@ -3886,11 +3943,17 @@
         </w:tc>
       </w:tr>
       <w:tr>
+        <w:trPr>
+          <w:cantSplit/>
+        </w:trPr>
         <w:tc>
           <w:tcPr>
             <w:tcW w:type="dxa" w:w="3000"/>
           </w:tcPr>
           <w:p>
+            <w:pPr>
+              <w:keepNext/>
+            </w:pPr>
             <w:r>
               <w:rPr>
                 <w:rFonts w:ascii="Noto Sans CJK KR" w:cs="Noto Sans CJK KR" w:eastAsia="Noto Sans CJK KR" w:hAnsi="Noto Sans CJK KR"/>
@@ -3910,13 +3973,14 @@
             <w:tcW w:type="dxa" w:w="3000"/>
           </w:tcPr>
           <w:p>
+            <w:pPr>
+              <w:keepNext/>
+            </w:pPr>
             <w:r>
               <w:rPr>
                 <w:rFonts w:ascii="Noto Sans CJK KR" w:cs="Noto Sans CJK KR" w:eastAsia="Noto Sans CJK KR" w:hAnsi="Noto Sans CJK KR"/>
                 <w:b/>
                 <w:bCs/>
-                <w:i w:val="false"/>
-                <w:iCs w:val="false"/>
                 <w:sz w:val="22"/>
                 <w:szCs w:val="22"/>
               </w:rPr>
@@ -3941,13 +4005,14 @@
             <w:tcW w:type="dxa" w:w="3000"/>
           </w:tcPr>
           <w:p>
+            <w:pPr>
+              <w:keepNext/>
+            </w:pPr>
             <w:r>
               <w:rPr>
                 <w:rFonts w:ascii="Noto Sans CJK KR" w:cs="Noto Sans CJK KR" w:eastAsia="Noto Sans CJK KR" w:hAnsi="Noto Sans CJK KR"/>
                 <w:b/>
                 <w:bCs/>
-                <w:i w:val="false"/>
-                <w:iCs w:val="false"/>
                 <w:sz w:val="22"/>
                 <w:szCs w:val="22"/>
               </w:rPr>
@@ -3969,11 +4034,17 @@
         </w:tc>
       </w:tr>
       <w:tr>
+        <w:trPr>
+          <w:cantSplit/>
+        </w:trPr>
         <w:tc>
           <w:tcPr>
             <w:tcW w:type="dxa" w:w="3000"/>
           </w:tcPr>
           <w:p>
+            <w:pPr>
+              <w:keepNext/>
+            </w:pPr>
             <w:r>
               <w:rPr>
                 <w:rFonts w:ascii="Noto Sans CJK KR" w:cs="Noto Sans CJK KR" w:eastAsia="Noto Sans CJK KR" w:hAnsi="Noto Sans CJK KR"/>
@@ -3993,13 +4064,14 @@
             <w:tcW w:type="dxa" w:w="3000"/>
           </w:tcPr>
           <w:p>
+            <w:pPr>
+              <w:keepNext/>
+            </w:pPr>
             <w:r>
               <w:rPr>
                 <w:rFonts w:ascii="Noto Sans CJK KR" w:cs="Noto Sans CJK KR" w:eastAsia="Noto Sans CJK KR" w:hAnsi="Noto Sans CJK KR"/>
                 <w:b/>
                 <w:bCs/>
-                <w:i w:val="false"/>
-                <w:iCs w:val="false"/>
                 <w:sz w:val="22"/>
                 <w:szCs w:val="22"/>
               </w:rPr>
@@ -4024,13 +4096,14 @@
             <w:tcW w:type="dxa" w:w="3000"/>
           </w:tcPr>
           <w:p>
+            <w:pPr>
+              <w:keepNext/>
+            </w:pPr>
             <w:r>
               <w:rPr>
                 <w:rFonts w:ascii="Noto Sans CJK KR" w:cs="Noto Sans CJK KR" w:eastAsia="Noto Sans CJK KR" w:hAnsi="Noto Sans CJK KR"/>
                 <w:b/>
                 <w:bCs/>
-                <w:i w:val="false"/>
-                <w:iCs w:val="false"/>
                 <w:sz w:val="22"/>
                 <w:szCs w:val="22"/>
               </w:rPr>
@@ -4052,18 +4125,22 @@
         </w:tc>
       </w:tr>
       <w:tr>
+        <w:trPr>
+          <w:cantSplit/>
+        </w:trPr>
         <w:tc>
           <w:tcPr>
             <w:tcW w:type="dxa" w:w="3000"/>
           </w:tcPr>
           <w:p>
+            <w:pPr>
+              <w:keepNext/>
+            </w:pPr>
             <w:r>
               <w:rPr>
                 <w:rFonts w:ascii="Noto Sans CJK KR" w:cs="Noto Sans CJK KR" w:eastAsia="Noto Sans CJK KR" w:hAnsi="Noto Sans CJK KR"/>
                 <w:b/>
                 <w:bCs/>
-                <w:i w:val="false"/>
-                <w:iCs w:val="false"/>
                 <w:sz w:val="22"/>
                 <w:szCs w:val="22"/>
               </w:rPr>
@@ -4076,13 +4153,14 @@
             <w:tcW w:type="dxa" w:w="3000"/>
           </w:tcPr>
           <w:p>
+            <w:pPr>
+              <w:keepNext/>
+            </w:pPr>
             <w:r>
               <w:rPr>
                 <w:rFonts w:ascii="Noto Sans CJK KR" w:cs="Noto Sans CJK KR" w:eastAsia="Noto Sans CJK KR" w:hAnsi="Noto Sans CJK KR"/>
                 <w:b/>
                 <w:bCs/>
-                <w:i w:val="false"/>
-                <w:iCs w:val="false"/>
                 <w:sz w:val="22"/>
                 <w:szCs w:val="22"/>
               </w:rPr>
@@ -4107,6 +4185,9 @@
             <w:tcW w:type="dxa" w:w="3000"/>
           </w:tcPr>
           <w:p>
+            <w:pPr>
+              <w:keepNext/>
+            </w:pPr>
             <w:r>
               <w:rPr>
                 <w:rFonts w:ascii="Noto Sans CJK KR" w:cs="Noto Sans CJK KR" w:eastAsia="Noto Sans CJK KR" w:hAnsi="Noto Sans CJK KR"/>
@@ -4123,18 +4204,22 @@
         </w:tc>
       </w:tr>
       <w:tr>
+        <w:trPr>
+          <w:cantSplit/>
+        </w:trPr>
         <w:tc>
           <w:tcPr>
             <w:tcW w:type="dxa" w:w="3000"/>
           </w:tcPr>
           <w:p>
+            <w:pPr>
+              <w:keepNext/>
+            </w:pPr>
             <w:r>
               <w:rPr>
                 <w:rFonts w:ascii="Noto Sans CJK KR" w:cs="Noto Sans CJK KR" w:eastAsia="Noto Sans CJK KR" w:hAnsi="Noto Sans CJK KR"/>
                 <w:b/>
                 <w:bCs/>
-                <w:i w:val="false"/>
-                <w:iCs w:val="false"/>
                 <w:sz w:val="22"/>
                 <w:szCs w:val="22"/>
               </w:rPr>
@@ -4147,6 +4232,9 @@
             <w:tcW w:type="dxa" w:w="3000"/>
           </w:tcPr>
           <w:p>
+            <w:pPr>
+              <w:keepNext/>
+            </w:pPr>
             <w:r>
               <w:rPr>
                 <w:rFonts w:ascii="Noto Sans CJK KR" w:cs="Noto Sans CJK KR" w:eastAsia="Noto Sans CJK KR" w:hAnsi="Noto Sans CJK KR"/>
@@ -4166,13 +4254,14 @@
             <w:tcW w:type="dxa" w:w="3000"/>
           </w:tcPr>
           <w:p>
+            <w:pPr>
+              <w:keepNext/>
+            </w:pPr>
             <w:r>
               <w:rPr>
                 <w:rFonts w:ascii="Noto Sans CJK KR" w:cs="Noto Sans CJK KR" w:eastAsia="Noto Sans CJK KR" w:hAnsi="Noto Sans CJK KR"/>
                 <w:b/>
                 <w:bCs/>
-                <w:i w:val="false"/>
-                <w:iCs w:val="false"/>
                 <w:sz w:val="22"/>
                 <w:szCs w:val="22"/>
               </w:rPr>
@@ -4194,11 +4283,17 @@
         </w:tc>
       </w:tr>
       <w:tr>
+        <w:trPr>
+          <w:cantSplit/>
+        </w:trPr>
         <w:tc>
           <w:tcPr>
             <w:tcW w:type="dxa" w:w="3000"/>
           </w:tcPr>
           <w:p>
+            <w:pPr>
+              <w:keepNext/>
+            </w:pPr>
             <w:r>
               <w:rPr>
                 <w:rFonts w:ascii="Noto Sans CJK KR" w:cs="Noto Sans CJK KR" w:eastAsia="Noto Sans CJK KR" w:hAnsi="Noto Sans CJK KR"/>
@@ -4218,6 +4313,9 @@
             <w:tcW w:type="dxa" w:w="3000"/>
           </w:tcPr>
           <w:p>
+            <w:pPr>
+              <w:keepNext/>
+            </w:pPr>
             <w:r>
               <w:rPr>
                 <w:rFonts w:ascii="Noto Sans CJK KR" w:cs="Noto Sans CJK KR" w:eastAsia="Noto Sans CJK KR" w:hAnsi="Noto Sans CJK KR"/>
@@ -4237,6 +4335,9 @@
             <w:tcW w:type="dxa" w:w="3000"/>
           </w:tcPr>
           <w:p>
+            <w:pPr>
+              <w:keepNext/>
+            </w:pPr>
             <w:r>
               <w:rPr>
                 <w:rFonts w:ascii="Noto Sans CJK KR" w:cs="Noto Sans CJK KR" w:eastAsia="Noto Sans CJK KR" w:hAnsi="Noto Sans CJK KR"/>
@@ -4253,11 +4354,17 @@
         </w:tc>
       </w:tr>
       <w:tr>
+        <w:trPr>
+          <w:cantSplit/>
+        </w:trPr>
         <w:tc>
           <w:tcPr>
             <w:tcW w:type="dxa" w:w="3000"/>
           </w:tcPr>
           <w:p>
+            <w:pPr>
+              <w:keepNext/>
+            </w:pPr>
             <w:r>
               <w:rPr>
                 <w:rFonts w:ascii="Noto Sans CJK KR" w:cs="Noto Sans CJK KR" w:eastAsia="Noto Sans CJK KR" w:hAnsi="Noto Sans CJK KR"/>
@@ -4277,6 +4384,9 @@
             <w:tcW w:type="dxa" w:w="3000"/>
           </w:tcPr>
           <w:p>
+            <w:pPr>
+              <w:keepNext/>
+            </w:pPr>
             <w:r>
               <w:rPr>
                 <w:rFonts w:ascii="Noto Sans CJK KR" w:cs="Noto Sans CJK KR" w:eastAsia="Noto Sans CJK KR" w:hAnsi="Noto Sans CJK KR"/>
@@ -4296,6 +4406,9 @@
             <w:tcW w:type="dxa" w:w="3000"/>
           </w:tcPr>
           <w:p>
+            <w:pPr>
+              <w:keepNext/>
+            </w:pPr>
             <w:r>
               <w:rPr>
                 <w:rFonts w:ascii="Noto Sans CJK KR" w:cs="Noto Sans CJK KR" w:eastAsia="Noto Sans CJK KR" w:hAnsi="Noto Sans CJK KR"/>
@@ -4312,11 +4425,17 @@
         </w:tc>
       </w:tr>
       <w:tr>
+        <w:trPr>
+          <w:cantSplit/>
+        </w:trPr>
         <w:tc>
           <w:tcPr>
             <w:tcW w:type="dxa" w:w="3000"/>
           </w:tcPr>
           <w:p>
+            <w:pPr>
+              <w:keepNext/>
+            </w:pPr>
             <w:r>
               <w:rPr>
                 <w:rFonts w:ascii="Noto Sans CJK KR" w:cs="Noto Sans CJK KR" w:eastAsia="Noto Sans CJK KR" w:hAnsi="Noto Sans CJK KR"/>
@@ -4336,6 +4455,9 @@
             <w:tcW w:type="dxa" w:w="3000"/>
           </w:tcPr>
           <w:p>
+            <w:pPr>
+              <w:keepNext/>
+            </w:pPr>
             <w:r>
               <w:rPr>
                 <w:rFonts w:ascii="Noto Sans CJK KR" w:cs="Noto Sans CJK KR" w:eastAsia="Noto Sans CJK KR" w:hAnsi="Noto Sans CJK KR"/>
@@ -4355,6 +4477,9 @@
             <w:tcW w:type="dxa" w:w="3000"/>
           </w:tcPr>
           <w:p>
+            <w:pPr>
+              <w:keepNext/>
+            </w:pPr>
             <w:r>
               <w:rPr>
                 <w:rFonts w:ascii="Noto Sans CJK KR" w:cs="Noto Sans CJK KR" w:eastAsia="Noto Sans CJK KR" w:hAnsi="Noto Sans CJK KR"/>
@@ -4446,8 +4571,6 @@
           <w:rFonts w:ascii="Noto Sans CJK KR" w:cs="Noto Sans CJK KR" w:eastAsia="Noto Sans CJK KR" w:hAnsi="Noto Sans CJK KR"/>
           <w:b/>
           <w:bCs/>
-          <w:i w:val="false"/>
-          <w:iCs w:val="false"/>
           <w:sz w:val="22"/>
           <w:szCs w:val="22"/>
         </w:rPr>
@@ -4470,8 +4593,6 @@
           <w:rFonts w:ascii="Noto Sans CJK KR" w:cs="Noto Sans CJK KR" w:eastAsia="Noto Sans CJK KR" w:hAnsi="Noto Sans CJK KR"/>
           <w:b/>
           <w:bCs/>
-          <w:i w:val="false"/>
-          <w:iCs w:val="false"/>
           <w:sz w:val="22"/>
           <w:szCs w:val="22"/>
         </w:rPr>
@@ -4507,8 +4628,6 @@
           <w:rFonts w:ascii="Noto Sans CJK KR" w:cs="Noto Sans CJK KR" w:eastAsia="Noto Sans CJK KR" w:hAnsi="Noto Sans CJK KR"/>
           <w:b/>
           <w:bCs/>
-          <w:i w:val="false"/>
-          <w:iCs w:val="false"/>
           <w:sz w:val="22"/>
           <w:szCs w:val="22"/>
         </w:rPr>
@@ -4531,8 +4650,6 @@
           <w:rFonts w:ascii="Noto Sans CJK KR" w:cs="Noto Sans CJK KR" w:eastAsia="Noto Sans CJK KR" w:hAnsi="Noto Sans CJK KR"/>
           <w:b/>
           <w:bCs/>
-          <w:i w:val="false"/>
-          <w:iCs w:val="false"/>
           <w:sz w:val="22"/>
           <w:szCs w:val="22"/>
         </w:rPr>
@@ -4580,8 +4697,6 @@
           <w:rFonts w:ascii="Noto Sans CJK KR" w:cs="Noto Sans CJK KR" w:eastAsia="Noto Sans CJK KR" w:hAnsi="Noto Sans CJK KR"/>
           <w:b/>
           <w:bCs/>
-          <w:i w:val="false"/>
-          <w:iCs w:val="false"/>
           <w:sz w:val="22"/>
           <w:szCs w:val="22"/>
         </w:rPr>
@@ -4604,8 +4719,6 @@
           <w:rFonts w:ascii="Noto Sans CJK KR" w:cs="Noto Sans CJK KR" w:eastAsia="Noto Sans CJK KR" w:hAnsi="Noto Sans CJK KR"/>
           <w:b/>
           <w:bCs/>
-          <w:i w:val="false"/>
-          <w:iCs w:val="false"/>
           <w:sz w:val="22"/>
           <w:szCs w:val="22"/>
         </w:rPr>
@@ -4628,8 +4741,6 @@
           <w:rFonts w:ascii="Noto Sans CJK KR" w:cs="Noto Sans CJK KR" w:eastAsia="Noto Sans CJK KR" w:hAnsi="Noto Sans CJK KR"/>
           <w:b/>
           <w:bCs/>
-          <w:i w:val="false"/>
-          <w:iCs w:val="false"/>
           <w:sz w:val="22"/>
           <w:szCs w:val="22"/>
         </w:rPr>
@@ -4677,8 +4788,6 @@
           <w:rFonts w:ascii="Noto Sans CJK KR" w:cs="Noto Sans CJK KR" w:eastAsia="Noto Sans CJK KR" w:hAnsi="Noto Sans CJK KR"/>
           <w:b/>
           <w:bCs/>
-          <w:i w:val="false"/>
-          <w:iCs w:val="false"/>
           <w:sz w:val="22"/>
           <w:szCs w:val="22"/>
         </w:rPr>
@@ -4714,8 +4823,6 @@
           <w:rFonts w:ascii="Noto Sans CJK KR" w:cs="Noto Sans CJK KR" w:eastAsia="Noto Sans CJK KR" w:hAnsi="Noto Sans CJK KR"/>
           <w:b/>
           <w:bCs/>
-          <w:i w:val="false"/>
-          <w:iCs w:val="false"/>
           <w:sz w:val="22"/>
           <w:szCs w:val="22"/>
         </w:rPr>
@@ -4738,8 +4845,6 @@
           <w:rFonts w:ascii="Noto Sans CJK KR" w:cs="Noto Sans CJK KR" w:eastAsia="Noto Sans CJK KR" w:hAnsi="Noto Sans CJK KR"/>
           <w:b/>
           <w:bCs/>
-          <w:i w:val="false"/>
-          <w:iCs w:val="false"/>
           <w:sz w:val="22"/>
           <w:szCs w:val="22"/>
         </w:rPr>
@@ -4775,8 +4880,6 @@
           <w:rFonts w:ascii="Noto Sans CJK KR" w:cs="Noto Sans CJK KR" w:eastAsia="Noto Sans CJK KR" w:hAnsi="Noto Sans CJK KR"/>
           <w:b/>
           <w:bCs/>
-          <w:i w:val="false"/>
-          <w:iCs w:val="false"/>
           <w:sz w:val="22"/>
           <w:szCs w:val="22"/>
         </w:rPr>
@@ -4792,7 +4895,7 @@
           <w:sz w:val="22"/>
           <w:szCs w:val="22"/>
         </w:rPr>
-        <w:t xml:space="preserve"> 에 모형 3과 모형 4가 나란히, 그리고 그림3이 실려 있다.</w:t>
+        <w:t xml:space="preserve"> 에 모형 3과 모형 4가 나란히 실려 있다. 그림3은 옮겨 싣지 않았고, 원고가 그 그림에서 무엇을 보이는지만 적었다 — 도판은 원 논문에서 직접 확인한다.</w:t>
       </w:r>
     </w:p>
     <w:p>
@@ -4882,8 +4985,6 @@
           <w:rFonts w:ascii="Noto Sans CJK KR" w:cs="Noto Sans CJK KR" w:eastAsia="Noto Sans CJK KR" w:hAnsi="Noto Sans CJK KR"/>
           <w:b/>
           <w:bCs/>
-          <w:i w:val="false"/>
-          <w:iCs w:val="false"/>
           <w:sz w:val="22"/>
           <w:szCs w:val="22"/>
         </w:rPr>
@@ -4906,8 +5007,6 @@
           <w:rFonts w:ascii="Noto Sans CJK KR" w:cs="Noto Sans CJK KR" w:eastAsia="Noto Sans CJK KR" w:hAnsi="Noto Sans CJK KR"/>
           <w:b/>
           <w:bCs/>
-          <w:i w:val="false"/>
-          <w:iCs w:val="false"/>
           <w:sz w:val="22"/>
           <w:szCs w:val="22"/>
         </w:rPr>
@@ -4931,8 +5030,6 @@
           <w:rFonts w:ascii="Noto Sans CJK KR" w:cs="Noto Sans CJK KR" w:eastAsia="Noto Sans CJK KR" w:hAnsi="Noto Sans CJK KR"/>
           <w:b/>
           <w:bCs/>
-          <w:i w:val="false"/>
-          <w:iCs w:val="false"/>
           <w:sz w:val="22"/>
           <w:szCs w:val="22"/>
         </w:rPr>
@@ -4953,8 +5050,6 @@
       <w:r>
         <w:rPr>
           <w:rFonts w:ascii="Noto Sans CJK KR" w:cs="Noto Sans CJK KR" w:eastAsia="Noto Sans CJK KR" w:hAnsi="Noto Sans CJK KR"/>
-          <w:b w:val="false"/>
-          <w:bCs w:val="false"/>
           <w:i/>
           <w:iCs/>
           <w:sz w:val="22"/>
@@ -4979,8 +5074,6 @@
           <w:rFonts w:ascii="Noto Sans CJK KR" w:cs="Noto Sans CJK KR" w:eastAsia="Noto Sans CJK KR" w:hAnsi="Noto Sans CJK KR"/>
           <w:b/>
           <w:bCs/>
-          <w:i w:val="false"/>
-          <w:iCs w:val="false"/>
           <w:sz w:val="22"/>
           <w:szCs w:val="22"/>
         </w:rPr>
@@ -5003,8 +5096,6 @@
           <w:rFonts w:ascii="Noto Sans CJK KR" w:cs="Noto Sans CJK KR" w:eastAsia="Noto Sans CJK KR" w:hAnsi="Noto Sans CJK KR"/>
           <w:b/>
           <w:bCs/>
-          <w:i w:val="false"/>
-          <w:iCs w:val="false"/>
           <w:sz w:val="22"/>
           <w:szCs w:val="22"/>
         </w:rPr>
@@ -5027,8 +5118,6 @@
           <w:rFonts w:ascii="Noto Sans CJK KR" w:cs="Noto Sans CJK KR" w:eastAsia="Noto Sans CJK KR" w:hAnsi="Noto Sans CJK KR"/>
           <w:b/>
           <w:bCs/>
-          <w:i w:val="false"/>
-          <w:iCs w:val="false"/>
           <w:sz w:val="22"/>
           <w:szCs w:val="22"/>
         </w:rPr>
@@ -5064,8 +5153,6 @@
           <w:rFonts w:ascii="Noto Sans CJK KR" w:cs="Noto Sans CJK KR" w:eastAsia="Noto Sans CJK KR" w:hAnsi="Noto Sans CJK KR"/>
           <w:b/>
           <w:bCs/>
-          <w:i w:val="false"/>
-          <w:iCs w:val="false"/>
           <w:sz w:val="22"/>
           <w:szCs w:val="22"/>
         </w:rPr>
@@ -5101,8 +5188,6 @@
           <w:rFonts w:ascii="Noto Sans CJK KR" w:cs="Noto Sans CJK KR" w:eastAsia="Noto Sans CJK KR" w:hAnsi="Noto Sans CJK KR"/>
           <w:b/>
           <w:bCs/>
-          <w:i w:val="false"/>
-          <w:iCs w:val="false"/>
           <w:sz w:val="22"/>
           <w:szCs w:val="22"/>
         </w:rPr>
@@ -5138,8 +5223,6 @@
           <w:rFonts w:ascii="Noto Sans CJK KR" w:cs="Noto Sans CJK KR" w:eastAsia="Noto Sans CJK KR" w:hAnsi="Noto Sans CJK KR"/>
           <w:b/>
           <w:bCs/>
-          <w:i w:val="false"/>
-          <w:iCs w:val="false"/>
           <w:sz w:val="22"/>
           <w:szCs w:val="22"/>
         </w:rPr>
@@ -5185,6 +5268,7 @@
       </w:tblGrid>
       <w:tr>
         <w:trPr>
+          <w:cantSplit/>
           <w:tblHeader/>
         </w:trPr>
         <w:tc>
@@ -5194,6 +5278,7 @@
           </w:tcPr>
           <w:p>
             <w:pPr>
+              <w:keepNext/>
               <w:jc w:val="center"/>
             </w:pPr>
             <w:r>
@@ -5217,6 +5302,7 @@
           </w:tcPr>
           <w:p>
             <w:pPr>
+              <w:keepNext/>
               <w:jc w:val="center"/>
             </w:pPr>
             <w:r>
@@ -5240,6 +5326,7 @@
           </w:tcPr>
           <w:p>
             <w:pPr>
+              <w:keepNext/>
               <w:jc w:val="center"/>
             </w:pPr>
             <w:r>
@@ -5258,11 +5345,17 @@
         </w:tc>
       </w:tr>
       <w:tr>
+        <w:trPr>
+          <w:cantSplit/>
+        </w:trPr>
         <w:tc>
           <w:tcPr>
             <w:tcW w:type="dxa" w:w="3000"/>
           </w:tcPr>
           <w:p>
+            <w:pPr>
+              <w:keepNext/>
+            </w:pPr>
             <w:r>
               <w:rPr>
                 <w:rFonts w:ascii="Noto Sans CJK KR" w:cs="Noto Sans CJK KR" w:eastAsia="Noto Sans CJK KR" w:hAnsi="Noto Sans CJK KR"/>
@@ -5282,13 +5375,14 @@
             <w:tcW w:type="dxa" w:w="3000"/>
           </w:tcPr>
           <w:p>
+            <w:pPr>
+              <w:keepNext/>
+            </w:pPr>
             <w:r>
               <w:rPr>
                 <w:rFonts w:ascii="Noto Sans CJK KR" w:cs="Noto Sans CJK KR" w:eastAsia="Noto Sans CJK KR" w:hAnsi="Noto Sans CJK KR"/>
                 <w:b/>
                 <w:bCs/>
-                <w:i w:val="false"/>
-                <w:iCs w:val="false"/>
                 <w:sz w:val="22"/>
                 <w:szCs w:val="22"/>
               </w:rPr>
@@ -5301,6 +5395,9 @@
             <w:tcW w:type="dxa" w:w="3000"/>
           </w:tcPr>
           <w:p>
+            <w:pPr>
+              <w:keepNext/>
+            </w:pPr>
             <w:r>
               <w:rPr>
                 <w:rFonts w:ascii="Noto Sans CJK KR" w:cs="Noto Sans CJK KR" w:eastAsia="Noto Sans CJK KR" w:hAnsi="Noto Sans CJK KR"/>
@@ -5317,11 +5414,17 @@
         </w:tc>
       </w:tr>
       <w:tr>
+        <w:trPr>
+          <w:cantSplit/>
+        </w:trPr>
         <w:tc>
           <w:tcPr>
             <w:tcW w:type="dxa" w:w="3000"/>
           </w:tcPr>
           <w:p>
+            <w:pPr>
+              <w:keepNext/>
+            </w:pPr>
             <w:r>
               <w:rPr>
                 <w:rFonts w:ascii="Noto Sans CJK KR" w:cs="Noto Sans CJK KR" w:eastAsia="Noto Sans CJK KR" w:hAnsi="Noto Sans CJK KR"/>
@@ -5341,13 +5444,14 @@
             <w:tcW w:type="dxa" w:w="3000"/>
           </w:tcPr>
           <w:p>
+            <w:pPr>
+              <w:keepNext/>
+            </w:pPr>
             <w:r>
               <w:rPr>
                 <w:rFonts w:ascii="Noto Sans CJK KR" w:cs="Noto Sans CJK KR" w:eastAsia="Noto Sans CJK KR" w:hAnsi="Noto Sans CJK KR"/>
                 <w:b/>
                 <w:bCs/>
-                <w:i w:val="false"/>
-                <w:iCs w:val="false"/>
                 <w:sz w:val="22"/>
                 <w:szCs w:val="22"/>
               </w:rPr>
@@ -5360,6 +5464,9 @@
             <w:tcW w:type="dxa" w:w="3000"/>
           </w:tcPr>
           <w:p>
+            <w:pPr>
+              <w:keepNext/>
+            </w:pPr>
             <w:r>
               <w:rPr>
                 <w:rFonts w:ascii="Noto Sans CJK KR" w:cs="Noto Sans CJK KR" w:eastAsia="Noto Sans CJK KR" w:hAnsi="Noto Sans CJK KR"/>
@@ -5413,8 +5520,6 @@
           <w:rFonts w:ascii="Noto Sans CJK KR" w:cs="Noto Sans CJK KR" w:eastAsia="Noto Sans CJK KR" w:hAnsi="Noto Sans CJK KR"/>
           <w:b/>
           <w:bCs/>
-          <w:i w:val="false"/>
-          <w:iCs w:val="false"/>
           <w:sz w:val="22"/>
           <w:szCs w:val="22"/>
         </w:rPr>
@@ -5437,8 +5542,6 @@
           <w:rFonts w:ascii="Noto Sans CJK KR" w:cs="Noto Sans CJK KR" w:eastAsia="Noto Sans CJK KR" w:hAnsi="Noto Sans CJK KR"/>
           <w:b/>
           <w:bCs/>
-          <w:i w:val="false"/>
-          <w:iCs w:val="false"/>
           <w:sz w:val="22"/>
           <w:szCs w:val="22"/>
         </w:rPr>
@@ -5461,8 +5564,6 @@
           <w:rFonts w:ascii="Noto Sans CJK KR" w:cs="Noto Sans CJK KR" w:eastAsia="Noto Sans CJK KR" w:hAnsi="Noto Sans CJK KR"/>
           <w:b/>
           <w:bCs/>
-          <w:i w:val="false"/>
-          <w:iCs w:val="false"/>
           <w:sz w:val="22"/>
           <w:szCs w:val="22"/>
         </w:rPr>
@@ -5498,8 +5599,6 @@
           <w:rFonts w:ascii="Noto Sans CJK KR" w:cs="Noto Sans CJK KR" w:eastAsia="Noto Sans CJK KR" w:hAnsi="Noto Sans CJK KR"/>
           <w:b/>
           <w:bCs/>
-          <w:i w:val="false"/>
-          <w:iCs w:val="false"/>
           <w:sz w:val="22"/>
           <w:szCs w:val="22"/>
         </w:rPr>
@@ -5522,8 +5621,6 @@
           <w:rFonts w:ascii="Noto Sans CJK KR" w:cs="Noto Sans CJK KR" w:eastAsia="Noto Sans CJK KR" w:hAnsi="Noto Sans CJK KR"/>
           <w:b/>
           <w:bCs/>
-          <w:i w:val="false"/>
-          <w:iCs w:val="false"/>
           <w:sz w:val="22"/>
           <w:szCs w:val="22"/>
         </w:rPr>
@@ -5564,8 +5661,6 @@
           <w:rFonts w:ascii="Noto Sans CJK KR" w:cs="Noto Sans CJK KR" w:eastAsia="Noto Sans CJK KR" w:hAnsi="Noto Sans CJK KR"/>
           <w:b/>
           <w:bCs/>
-          <w:i w:val="false"/>
-          <w:iCs w:val="false"/>
           <w:sz w:val="22"/>
           <w:szCs w:val="22"/>
         </w:rPr>
@@ -5606,8 +5701,6 @@
           <w:rFonts w:ascii="Noto Sans CJK KR" w:cs="Noto Sans CJK KR" w:eastAsia="Noto Sans CJK KR" w:hAnsi="Noto Sans CJK KR"/>
           <w:b/>
           <w:bCs/>
-          <w:i w:val="false"/>
-          <w:iCs w:val="false"/>
           <w:sz w:val="22"/>
           <w:szCs w:val="22"/>
         </w:rPr>
@@ -5655,8 +5748,6 @@
           <w:rFonts w:ascii="Noto Sans CJK KR" w:cs="Noto Sans CJK KR" w:eastAsia="Noto Sans CJK KR" w:hAnsi="Noto Sans CJK KR"/>
           <w:b/>
           <w:bCs/>
-          <w:i w:val="false"/>
-          <w:iCs w:val="false"/>
           <w:sz w:val="22"/>
           <w:szCs w:val="22"/>
         </w:rPr>
@@ -5704,8 +5795,6 @@
           <w:rFonts w:ascii="Noto Sans CJK KR" w:cs="Noto Sans CJK KR" w:eastAsia="Noto Sans CJK KR" w:hAnsi="Noto Sans CJK KR"/>
           <w:b/>
           <w:bCs/>
-          <w:i w:val="false"/>
-          <w:iCs w:val="false"/>
           <w:sz w:val="22"/>
           <w:szCs w:val="22"/>
         </w:rPr>
@@ -5728,8 +5817,6 @@
           <w:rFonts w:ascii="Noto Sans CJK KR" w:cs="Noto Sans CJK KR" w:eastAsia="Noto Sans CJK KR" w:hAnsi="Noto Sans CJK KR"/>
           <w:b/>
           <w:bCs/>
-          <w:i w:val="false"/>
-          <w:iCs w:val="false"/>
           <w:sz w:val="22"/>
           <w:szCs w:val="22"/>
         </w:rPr>
@@ -5752,8 +5839,6 @@
           <w:rFonts w:ascii="Noto Sans CJK KR" w:cs="Noto Sans CJK KR" w:eastAsia="Noto Sans CJK KR" w:hAnsi="Noto Sans CJK KR"/>
           <w:b/>
           <w:bCs/>
-          <w:i w:val="false"/>
-          <w:iCs w:val="false"/>
           <w:sz w:val="22"/>
           <w:szCs w:val="22"/>
         </w:rPr>
@@ -5776,8 +5861,6 @@
           <w:rFonts w:ascii="Noto Sans CJK KR" w:cs="Noto Sans CJK KR" w:eastAsia="Noto Sans CJK KR" w:hAnsi="Noto Sans CJK KR"/>
           <w:b/>
           <w:bCs/>
-          <w:i w:val="false"/>
-          <w:iCs w:val="false"/>
           <w:sz w:val="22"/>
           <w:szCs w:val="22"/>
         </w:rPr>
@@ -5813,8 +5896,6 @@
           <w:rFonts w:ascii="Noto Sans CJK KR" w:cs="Noto Sans CJK KR" w:eastAsia="Noto Sans CJK KR" w:hAnsi="Noto Sans CJK KR"/>
           <w:b/>
           <w:bCs/>
-          <w:i w:val="false"/>
-          <w:iCs w:val="false"/>
           <w:sz w:val="22"/>
           <w:szCs w:val="22"/>
         </w:rPr>
@@ -5893,8 +5974,6 @@
       <w:r>
         <w:rPr>
           <w:rFonts w:ascii="Noto Sans CJK KR" w:cs="Noto Sans CJK KR" w:eastAsia="Noto Sans CJK KR" w:hAnsi="Noto Sans CJK KR"/>
-          <w:b w:val="false"/>
-          <w:bCs w:val="false"/>
           <w:i/>
           <w:iCs/>
           <w:sz w:val="22"/>
@@ -5950,8 +6029,6 @@
           <w:rFonts w:ascii="Noto Sans CJK KR" w:cs="Noto Sans CJK KR" w:eastAsia="Noto Sans CJK KR" w:hAnsi="Noto Sans CJK KR"/>
           <w:b/>
           <w:bCs/>
-          <w:i w:val="false"/>
-          <w:iCs w:val="false"/>
           <w:sz w:val="22"/>
           <w:szCs w:val="22"/>
         </w:rPr>
@@ -5974,8 +6051,6 @@
           <w:rFonts w:ascii="Noto Sans CJK KR" w:cs="Noto Sans CJK KR" w:eastAsia="Noto Sans CJK KR" w:hAnsi="Noto Sans CJK KR"/>
           <w:b/>
           <w:bCs/>
-          <w:i w:val="false"/>
-          <w:iCs w:val="false"/>
           <w:sz w:val="22"/>
           <w:szCs w:val="22"/>
         </w:rPr>
@@ -6023,8 +6098,6 @@
           <w:rFonts w:ascii="Noto Sans CJK KR" w:cs="Noto Sans CJK KR" w:eastAsia="Noto Sans CJK KR" w:hAnsi="Noto Sans CJK KR"/>
           <w:b/>
           <w:bCs/>
-          <w:i w:val="false"/>
-          <w:iCs w:val="false"/>
           <w:sz w:val="22"/>
           <w:szCs w:val="22"/>
         </w:rPr>
@@ -6060,8 +6133,6 @@
           <w:rFonts w:ascii="Noto Sans CJK KR" w:cs="Noto Sans CJK KR" w:eastAsia="Noto Sans CJK KR" w:hAnsi="Noto Sans CJK KR"/>
           <w:b/>
           <w:bCs/>
-          <w:i w:val="false"/>
-          <w:iCs w:val="false"/>
           <w:sz w:val="22"/>
           <w:szCs w:val="22"/>
         </w:rPr>
@@ -6084,8 +6155,6 @@
           <w:rFonts w:ascii="Noto Sans CJK KR" w:cs="Noto Sans CJK KR" w:eastAsia="Noto Sans CJK KR" w:hAnsi="Noto Sans CJK KR"/>
           <w:b/>
           <w:bCs/>
-          <w:i w:val="false"/>
-          <w:iCs w:val="false"/>
           <w:sz w:val="22"/>
           <w:szCs w:val="22"/>
         </w:rPr>
@@ -6121,8 +6190,6 @@
           <w:rFonts w:ascii="Noto Sans CJK KR" w:cs="Noto Sans CJK KR" w:eastAsia="Noto Sans CJK KR" w:hAnsi="Noto Sans CJK KR"/>
           <w:b/>
           <w:bCs/>
-          <w:i w:val="false"/>
-          <w:iCs w:val="false"/>
           <w:sz w:val="22"/>
           <w:szCs w:val="22"/>
         </w:rPr>
@@ -6158,8 +6225,6 @@
           <w:rFonts w:ascii="Noto Sans CJK KR" w:cs="Noto Sans CJK KR" w:eastAsia="Noto Sans CJK KR" w:hAnsi="Noto Sans CJK KR"/>
           <w:b/>
           <w:bCs/>
-          <w:i w:val="false"/>
-          <w:iCs w:val="false"/>
           <w:sz w:val="22"/>
           <w:szCs w:val="22"/>
         </w:rPr>
@@ -6195,8 +6260,6 @@
           <w:rFonts w:ascii="Noto Sans CJK KR" w:cs="Noto Sans CJK KR" w:eastAsia="Noto Sans CJK KR" w:hAnsi="Noto Sans CJK KR"/>
           <w:b/>
           <w:bCs/>
-          <w:i w:val="false"/>
-          <w:iCs w:val="false"/>
           <w:sz w:val="22"/>
           <w:szCs w:val="22"/>
         </w:rPr>
@@ -6219,8 +6282,6 @@
           <w:rFonts w:ascii="Noto Sans CJK KR" w:cs="Noto Sans CJK KR" w:eastAsia="Noto Sans CJK KR" w:hAnsi="Noto Sans CJK KR"/>
           <w:b/>
           <w:bCs/>
-          <w:i w:val="false"/>
-          <w:iCs w:val="false"/>
           <w:sz w:val="22"/>
           <w:szCs w:val="22"/>
         </w:rPr>
@@ -6243,8 +6304,6 @@
           <w:rFonts w:ascii="Noto Sans CJK KR" w:cs="Noto Sans CJK KR" w:eastAsia="Noto Sans CJK KR" w:hAnsi="Noto Sans CJK KR"/>
           <w:b/>
           <w:bCs/>
-          <w:i w:val="false"/>
-          <w:iCs w:val="false"/>
           <w:sz w:val="22"/>
           <w:szCs w:val="22"/>
         </w:rPr>
@@ -6268,8 +6327,6 @@
           <w:rFonts w:ascii="Noto Sans CJK KR" w:cs="Noto Sans CJK KR" w:eastAsia="Noto Sans CJK KR" w:hAnsi="Noto Sans CJK KR"/>
           <w:b/>
           <w:bCs/>
-          <w:i w:val="false"/>
-          <w:iCs w:val="false"/>
           <w:sz w:val="22"/>
           <w:szCs w:val="22"/>
         </w:rPr>
@@ -6292,8 +6349,6 @@
           <w:rFonts w:ascii="Noto Sans CJK KR" w:cs="Noto Sans CJK KR" w:eastAsia="Noto Sans CJK KR" w:hAnsi="Noto Sans CJK KR"/>
           <w:b/>
           <w:bCs/>
-          <w:i w:val="false"/>
-          <w:iCs w:val="false"/>
           <w:sz w:val="22"/>
           <w:szCs w:val="22"/>
         </w:rPr>
@@ -6329,8 +6384,6 @@
           <w:rFonts w:ascii="Noto Sans CJK KR" w:cs="Noto Sans CJK KR" w:eastAsia="Noto Sans CJK KR" w:hAnsi="Noto Sans CJK KR"/>
           <w:b/>
           <w:bCs/>
-          <w:i w:val="false"/>
-          <w:iCs w:val="false"/>
           <w:sz w:val="22"/>
           <w:szCs w:val="22"/>
         </w:rPr>
@@ -6353,8 +6406,6 @@
           <w:rFonts w:ascii="Noto Sans CJK KR" w:cs="Noto Sans CJK KR" w:eastAsia="Noto Sans CJK KR" w:hAnsi="Noto Sans CJK KR"/>
           <w:b/>
           <w:bCs/>
-          <w:i w:val="false"/>
-          <w:iCs w:val="false"/>
           <w:sz w:val="22"/>
           <w:szCs w:val="22"/>
         </w:rPr>
@@ -6377,8 +6428,6 @@
           <w:rFonts w:ascii="Noto Sans CJK KR" w:cs="Noto Sans CJK KR" w:eastAsia="Noto Sans CJK KR" w:hAnsi="Noto Sans CJK KR"/>
           <w:b/>
           <w:bCs/>
-          <w:i w:val="false"/>
-          <w:iCs w:val="false"/>
           <w:sz w:val="22"/>
           <w:szCs w:val="22"/>
         </w:rPr>
@@ -6407,8 +6456,6 @@
           <w:rFonts w:ascii="Noto Sans CJK KR" w:cs="Noto Sans CJK KR" w:eastAsia="Noto Sans CJK KR" w:hAnsi="Noto Sans CJK KR"/>
           <w:b/>
           <w:bCs/>
-          <w:i w:val="false"/>
-          <w:iCs w:val="false"/>
           <w:sz w:val="22"/>
           <w:szCs w:val="22"/>
         </w:rPr>
@@ -6431,8 +6478,6 @@
           <w:rFonts w:ascii="Noto Sans CJK KR" w:cs="Noto Sans CJK KR" w:eastAsia="Noto Sans CJK KR" w:hAnsi="Noto Sans CJK KR"/>
           <w:b/>
           <w:bCs/>
-          <w:i w:val="false"/>
-          <w:iCs w:val="false"/>
           <w:sz w:val="22"/>
           <w:szCs w:val="22"/>
         </w:rPr>
@@ -6480,8 +6525,6 @@
           <w:rFonts w:ascii="Noto Sans CJK KR" w:cs="Noto Sans CJK KR" w:eastAsia="Noto Sans CJK KR" w:hAnsi="Noto Sans CJK KR"/>
           <w:b/>
           <w:bCs/>
-          <w:i w:val="false"/>
-          <w:iCs w:val="false"/>
           <w:sz w:val="22"/>
           <w:szCs w:val="22"/>
         </w:rPr>
@@ -6504,8 +6547,6 @@
           <w:rFonts w:ascii="Noto Sans CJK KR" w:cs="Noto Sans CJK KR" w:eastAsia="Noto Sans CJK KR" w:hAnsi="Noto Sans CJK KR"/>
           <w:b/>
           <w:bCs/>
-          <w:i w:val="false"/>
-          <w:iCs w:val="false"/>
           <w:sz w:val="22"/>
           <w:szCs w:val="22"/>
         </w:rPr>
@@ -6541,8 +6582,6 @@
           <w:rFonts w:ascii="Noto Sans CJK KR" w:cs="Noto Sans CJK KR" w:eastAsia="Noto Sans CJK KR" w:hAnsi="Noto Sans CJK KR"/>
           <w:b/>
           <w:bCs/>
-          <w:i w:val="false"/>
-          <w:iCs w:val="false"/>
           <w:sz w:val="22"/>
           <w:szCs w:val="22"/>
         </w:rPr>
@@ -6583,8 +6622,6 @@
           <w:rFonts w:ascii="Noto Sans CJK KR" w:cs="Noto Sans CJK KR" w:eastAsia="Noto Sans CJK KR" w:hAnsi="Noto Sans CJK KR"/>
           <w:b/>
           <w:bCs/>
-          <w:i w:val="false"/>
-          <w:iCs w:val="false"/>
           <w:sz w:val="22"/>
           <w:szCs w:val="22"/>
         </w:rPr>
@@ -6600,39 +6637,35 @@
           <w:sz w:val="22"/>
           <w:szCs w:val="22"/>
         </w:rPr>
-        <w:t xml:space="preserve">: "</w:t>
-      </w:r>
-      <w:r>
-        <w:rPr>
-          <w:rFonts w:ascii="Noto Sans CJK KR" w:cs="Noto Sans CJK KR" w:eastAsia="Noto Sans CJK KR" w:hAnsi="Noto Sans CJK KR"/>
-          <w:b/>
-          <w:bCs/>
-          <w:i w:val="false"/>
-          <w:iCs w:val="false"/>
-          <w:sz w:val="22"/>
-          <w:szCs w:val="22"/>
-        </w:rPr>
-        <w:t xml:space="preserve">숙박시설 </w:t>
-      </w:r>
-      <w:r>
-        <w:rPr>
-          <w:rFonts w:ascii="Noto Sans CJK KR" w:cs="Noto Sans CJK KR" w:eastAsia="Noto Sans CJK KR" w:hAnsi="Noto Sans CJK KR"/>
-          <w:b/>
-          <w:bCs/>
+        <w:t xml:space="preserve">: "*</w:t>
+      </w:r>
+      <w:r>
+        <w:rPr>
+          <w:rFonts w:ascii="Noto Sans CJK KR" w:cs="Noto Sans CJK KR" w:eastAsia="Noto Sans CJK KR" w:hAnsi="Noto Sans CJK KR"/>
           <w:i/>
           <w:iCs/>
           <w:sz w:val="22"/>
           <w:szCs w:val="22"/>
         </w:rPr>
+        <w:t xml:space="preserve">숙박시설 </w:t>
+      </w:r>
+      <w:r>
+        <w:rPr>
+          <w:rFonts w:ascii="Noto Sans CJK KR" w:cs="Noto Sans CJK KR" w:eastAsia="Noto Sans CJK KR" w:hAnsi="Noto Sans CJK KR"/>
+          <w:b w:val="false"/>
+          <w:bCs w:val="false"/>
+          <w:i w:val="false"/>
+          <w:iCs w:val="false"/>
+          <w:sz w:val="22"/>
+          <w:szCs w:val="22"/>
+        </w:rPr>
         <w:t xml:space="preserve">i</w:t>
       </w:r>
       <w:r>
         <w:rPr>
           <w:rFonts w:ascii="Noto Sans CJK KR" w:cs="Noto Sans CJK KR" w:eastAsia="Noto Sans CJK KR" w:hAnsi="Noto Sans CJK KR"/>
-          <w:b/>
-          <w:bCs/>
-          <w:i w:val="false"/>
-          <w:iCs w:val="false"/>
+          <w:i/>
+          <w:iCs/>
           <w:sz w:val="22"/>
           <w:szCs w:val="22"/>
         </w:rPr>
@@ -6648,7 +6681,7 @@
           <w:sz w:val="22"/>
           <w:szCs w:val="22"/>
         </w:rPr>
-        <w:t xml:space="preserve"> t−1주의 신규 코로나19 확진자 수"</w:t>
+        <w:t xml:space="preserve">* t−1주의 신규 코로나19 확진자 수"</w:t>
       </w:r>
     </w:p>
     <w:p>
@@ -6665,8 +6698,6 @@
           <w:rFonts w:ascii="Noto Sans CJK KR" w:cs="Noto Sans CJK KR" w:eastAsia="Noto Sans CJK KR" w:hAnsi="Noto Sans CJK KR"/>
           <w:b/>
           <w:bCs/>
-          <w:i w:val="false"/>
-          <w:iCs w:val="false"/>
           <w:sz w:val="22"/>
           <w:szCs w:val="22"/>
         </w:rPr>
@@ -6689,8 +6720,6 @@
           <w:rFonts w:ascii="Noto Sans CJK KR" w:cs="Noto Sans CJK KR" w:eastAsia="Noto Sans CJK KR" w:hAnsi="Noto Sans CJK KR"/>
           <w:b/>
           <w:bCs/>
-          <w:i w:val="false"/>
-          <w:iCs w:val="false"/>
           <w:sz w:val="22"/>
           <w:szCs w:val="22"/>
         </w:rPr>
@@ -6736,10 +6765,6 @@
       <w:r>
         <w:rPr>
           <w:rFonts w:ascii="Noto Sans Mono CJK KR" w:cs="Noto Sans Mono CJK KR" w:eastAsia="Noto Sans Mono CJK KR" w:hAnsi="Noto Sans Mono CJK KR"/>
-          <w:b w:val="false"/>
-          <w:bCs w:val="false"/>
-          <w:i w:val="false"/>
-          <w:iCs w:val="false"/>
           <w:sz w:val="20"/>
           <w:szCs w:val="20"/>
         </w:rPr>
@@ -6762,8 +6787,6 @@
           <w:rFonts w:ascii="Noto Sans CJK KR" w:cs="Noto Sans CJK KR" w:eastAsia="Noto Sans CJK KR" w:hAnsi="Noto Sans CJK KR"/>
           <w:b/>
           <w:bCs/>
-          <w:i w:val="false"/>
-          <w:iCs w:val="false"/>
           <w:sz w:val="22"/>
           <w:szCs w:val="22"/>
         </w:rPr>
@@ -6804,8 +6827,6 @@
           <w:rFonts w:ascii="Noto Sans CJK KR" w:cs="Noto Sans CJK KR" w:eastAsia="Noto Sans CJK KR" w:hAnsi="Noto Sans CJK KR"/>
           <w:b/>
           <w:bCs/>
-          <w:i w:val="false"/>
-          <w:iCs w:val="false"/>
           <w:sz w:val="22"/>
           <w:szCs w:val="22"/>
         </w:rPr>
@@ -6838,8 +6859,6 @@
           <w:rFonts w:ascii="Noto Sans CJK KR" w:cs="Noto Sans CJK KR" w:eastAsia="Noto Sans CJK KR" w:hAnsi="Noto Sans CJK KR"/>
           <w:b/>
           <w:bCs/>
-          <w:i w:val="false"/>
-          <w:iCs w:val="false"/>
           <w:sz w:val="22"/>
           <w:szCs w:val="22"/>
         </w:rPr>
@@ -6860,8 +6879,6 @@
       <w:r>
         <w:rPr>
           <w:rFonts w:ascii="Noto Sans CJK KR" w:cs="Noto Sans CJK KR" w:eastAsia="Noto Sans CJK KR" w:hAnsi="Noto Sans CJK KR"/>
-          <w:b w:val="false"/>
-          <w:bCs w:val="false"/>
           <w:i/>
           <w:iCs/>
           <w:sz w:val="22"/>
@@ -6911,8 +6928,6 @@
           <w:rFonts w:ascii="Noto Sans CJK KR" w:cs="Noto Sans CJK KR" w:eastAsia="Noto Sans CJK KR" w:hAnsi="Noto Sans CJK KR"/>
           <w:b/>
           <w:bCs/>
-          <w:i w:val="false"/>
-          <w:iCs w:val="false"/>
           <w:sz w:val="22"/>
           <w:szCs w:val="22"/>
         </w:rPr>
@@ -6935,8 +6950,6 @@
           <w:rFonts w:ascii="Noto Sans CJK KR" w:cs="Noto Sans CJK KR" w:eastAsia="Noto Sans CJK KR" w:hAnsi="Noto Sans CJK KR"/>
           <w:b/>
           <w:bCs/>
-          <w:i w:val="false"/>
-          <w:iCs w:val="false"/>
           <w:sz w:val="22"/>
           <w:szCs w:val="22"/>
         </w:rPr>
@@ -6959,8 +6972,6 @@
           <w:rFonts w:ascii="Noto Sans CJK KR" w:cs="Noto Sans CJK KR" w:eastAsia="Noto Sans CJK KR" w:hAnsi="Noto Sans CJK KR"/>
           <w:b/>
           <w:bCs/>
-          <w:i w:val="false"/>
-          <w:iCs w:val="false"/>
           <w:sz w:val="22"/>
           <w:szCs w:val="22"/>
         </w:rPr>
@@ -7008,8 +7019,6 @@
           <w:rFonts w:ascii="Noto Sans CJK KR" w:cs="Noto Sans CJK KR" w:eastAsia="Noto Sans CJK KR" w:hAnsi="Noto Sans CJK KR"/>
           <w:b/>
           <w:bCs/>
-          <w:i w:val="false"/>
-          <w:iCs w:val="false"/>
           <w:sz w:val="22"/>
           <w:szCs w:val="22"/>
         </w:rPr>
@@ -7032,8 +7041,6 @@
           <w:rFonts w:ascii="Noto Sans CJK KR" w:cs="Noto Sans CJK KR" w:eastAsia="Noto Sans CJK KR" w:hAnsi="Noto Sans CJK KR"/>
           <w:b/>
           <w:bCs/>
-          <w:i w:val="false"/>
-          <w:iCs w:val="false"/>
           <w:sz w:val="22"/>
           <w:szCs w:val="22"/>
         </w:rPr>
@@ -7139,8 +7146,6 @@
           <w:rFonts w:ascii="Noto Sans CJK KR" w:cs="Noto Sans CJK KR" w:eastAsia="Noto Sans CJK KR" w:hAnsi="Noto Sans CJK KR"/>
           <w:b/>
           <w:bCs/>
-          <w:i w:val="false"/>
-          <w:iCs w:val="false"/>
           <w:sz w:val="22"/>
           <w:szCs w:val="22"/>
         </w:rPr>
@@ -7176,8 +7181,6 @@
           <w:rFonts w:ascii="Noto Sans CJK KR" w:cs="Noto Sans CJK KR" w:eastAsia="Noto Sans CJK KR" w:hAnsi="Noto Sans CJK KR"/>
           <w:b/>
           <w:bCs/>
-          <w:i w:val="false"/>
-          <w:iCs w:val="false"/>
           <w:sz w:val="22"/>
           <w:szCs w:val="22"/>
         </w:rPr>
@@ -7213,8 +7216,6 @@
           <w:rFonts w:ascii="Noto Sans CJK KR" w:cs="Noto Sans CJK KR" w:eastAsia="Noto Sans CJK KR" w:hAnsi="Noto Sans CJK KR"/>
           <w:b/>
           <w:bCs/>
-          <w:i w:val="false"/>
-          <w:iCs w:val="false"/>
           <w:sz w:val="22"/>
           <w:szCs w:val="22"/>
         </w:rPr>
@@ -7250,8 +7251,6 @@
           <w:rFonts w:ascii="Noto Sans CJK KR" w:cs="Noto Sans CJK KR" w:eastAsia="Noto Sans CJK KR" w:hAnsi="Noto Sans CJK KR"/>
           <w:b/>
           <w:bCs/>
-          <w:i w:val="false"/>
-          <w:iCs w:val="false"/>
           <w:sz w:val="22"/>
           <w:szCs w:val="22"/>
         </w:rPr>
@@ -7299,8 +7298,6 @@
           <w:rFonts w:ascii="Noto Sans CJK KR" w:cs="Noto Sans CJK KR" w:eastAsia="Noto Sans CJK KR" w:hAnsi="Noto Sans CJK KR"/>
           <w:b/>
           <w:bCs/>
-          <w:i w:val="false"/>
-          <w:iCs w:val="false"/>
           <w:sz w:val="22"/>
           <w:szCs w:val="22"/>
         </w:rPr>
@@ -7334,8 +7331,6 @@
       <w:r>
         <w:rPr>
           <w:rFonts w:ascii="Noto Sans CJK KR" w:cs="Noto Sans CJK KR" w:eastAsia="Noto Sans CJK KR" w:hAnsi="Noto Sans CJK KR"/>
-          <w:b w:val="false"/>
-          <w:bCs w:val="false"/>
           <w:i/>
           <w:iCs/>
           <w:sz w:val="22"/>

--- a/work/reviewresponse/MBACase_ReviewResponsePlaybook_FULL_KR.docx
+++ b/work/reviewresponse/MBACase_ReviewResponsePlaybook_FULL_KR.docx
@@ -40,6 +40,8 @@
       <w:r>
         <w:rPr>
           <w:rFonts w:ascii="Noto Sans CJK KR" w:cs="Noto Sans CJK KR" w:eastAsia="Noto Sans CJK KR" w:hAnsi="Noto Sans CJK KR"/>
+          <w:b w:val="false"/>
+          <w:bCs w:val="false"/>
           <w:i/>
           <w:iCs/>
           <w:sz w:val="22"/>
@@ -50,6 +52,8 @@
       <w:r>
         <w:rPr>
           <w:rFonts w:ascii="Noto Sans CJK KR" w:cs="Noto Sans CJK KR" w:eastAsia="Noto Sans CJK KR" w:hAnsi="Noto Sans CJK KR"/>
+          <w:b/>
+          <w:bCs/>
           <w:i/>
           <w:iCs/>
           <w:sz w:val="22"/>
@@ -60,6 +64,8 @@
       <w:r>
         <w:rPr>
           <w:rFonts w:ascii="Noto Sans CJK KR" w:cs="Noto Sans CJK KR" w:eastAsia="Noto Sans CJK KR" w:hAnsi="Noto Sans CJK KR"/>
+          <w:b w:val="false"/>
+          <w:bCs w:val="false"/>
           <w:i/>
           <w:iCs/>
           <w:sz w:val="22"/>
@@ -70,6 +76,8 @@
       <w:r>
         <w:rPr>
           <w:rFonts w:ascii="Noto Sans CJK KR" w:cs="Noto Sans CJK KR" w:eastAsia="Noto Sans CJK KR" w:hAnsi="Noto Sans CJK KR"/>
+          <w:b/>
+          <w:bCs/>
           <w:i/>
           <w:iCs/>
           <w:sz w:val="22"/>
@@ -80,6 +88,8 @@
       <w:r>
         <w:rPr>
           <w:rFonts w:ascii="Noto Sans CJK KR" w:cs="Noto Sans CJK KR" w:eastAsia="Noto Sans CJK KR" w:hAnsi="Noto Sans CJK KR"/>
+          <w:b w:val="false"/>
+          <w:bCs w:val="false"/>
           <w:i/>
           <w:iCs/>
           <w:sz w:val="22"/>
@@ -90,6 +100,8 @@
       <w:r>
         <w:rPr>
           <w:rFonts w:ascii="Noto Sans CJK KR" w:cs="Noto Sans CJK KR" w:eastAsia="Noto Sans CJK KR" w:hAnsi="Noto Sans CJK KR"/>
+          <w:b/>
+          <w:bCs/>
           <w:i/>
           <w:iCs/>
           <w:sz w:val="22"/>
@@ -100,6 +112,8 @@
       <w:r>
         <w:rPr>
           <w:rFonts w:ascii="Noto Sans CJK KR" w:cs="Noto Sans CJK KR" w:eastAsia="Noto Sans CJK KR" w:hAnsi="Noto Sans CJK KR"/>
+          <w:b w:val="false"/>
+          <w:bCs w:val="false"/>
           <w:i/>
           <w:iCs/>
           <w:sz w:val="22"/>
@@ -232,6 +246,8 @@
           <w:rFonts w:ascii="Noto Sans CJK KR" w:cs="Noto Sans CJK KR" w:eastAsia="Noto Sans CJK KR" w:hAnsi="Noto Sans CJK KR"/>
           <w:b/>
           <w:bCs/>
+          <w:i w:val="false"/>
+          <w:iCs w:val="false"/>
           <w:sz w:val="22"/>
           <w:szCs w:val="22"/>
         </w:rPr>
@@ -349,6 +365,8 @@
           <w:rFonts w:ascii="Noto Sans CJK KR" w:cs="Noto Sans CJK KR" w:eastAsia="Noto Sans CJK KR" w:hAnsi="Noto Sans CJK KR"/>
           <w:b/>
           <w:bCs/>
+          <w:i w:val="false"/>
+          <w:iCs w:val="false"/>
           <w:sz w:val="22"/>
           <w:szCs w:val="22"/>
         </w:rPr>
@@ -371,6 +389,8 @@
           <w:rFonts w:ascii="Noto Sans CJK KR" w:cs="Noto Sans CJK KR" w:eastAsia="Noto Sans CJK KR" w:hAnsi="Noto Sans CJK KR"/>
           <w:b/>
           <w:bCs/>
+          <w:i w:val="false"/>
+          <w:iCs w:val="false"/>
           <w:sz w:val="22"/>
           <w:szCs w:val="22"/>
         </w:rPr>
@@ -418,6 +438,8 @@
           <w:rFonts w:ascii="Noto Sans CJK KR" w:cs="Noto Sans CJK KR" w:eastAsia="Noto Sans CJK KR" w:hAnsi="Noto Sans CJK KR"/>
           <w:b/>
           <w:bCs/>
+          <w:i w:val="false"/>
+          <w:iCs w:val="false"/>
           <w:sz w:val="22"/>
           <w:szCs w:val="22"/>
         </w:rPr>
@@ -465,6 +487,8 @@
           <w:rFonts w:ascii="Noto Sans CJK KR" w:cs="Noto Sans CJK KR" w:eastAsia="Noto Sans CJK KR" w:hAnsi="Noto Sans CJK KR"/>
           <w:b/>
           <w:bCs/>
+          <w:i w:val="false"/>
+          <w:iCs w:val="false"/>
           <w:sz w:val="22"/>
           <w:szCs w:val="22"/>
         </w:rPr>
@@ -557,6 +581,8 @@
           <w:rFonts w:ascii="Noto Sans CJK KR" w:cs="Noto Sans CJK KR" w:eastAsia="Noto Sans CJK KR" w:hAnsi="Noto Sans CJK KR"/>
           <w:b/>
           <w:bCs/>
+          <w:i w:val="false"/>
+          <w:iCs w:val="false"/>
           <w:sz w:val="22"/>
           <w:szCs w:val="22"/>
         </w:rPr>
@@ -579,6 +605,8 @@
           <w:rFonts w:ascii="Noto Sans CJK KR" w:cs="Noto Sans CJK KR" w:eastAsia="Noto Sans CJK KR" w:hAnsi="Noto Sans CJK KR"/>
           <w:b/>
           <w:bCs/>
+          <w:i w:val="false"/>
+          <w:iCs w:val="false"/>
           <w:sz w:val="22"/>
           <w:szCs w:val="22"/>
         </w:rPr>
@@ -626,6 +654,8 @@
           <w:rFonts w:ascii="Noto Sans CJK KR" w:cs="Noto Sans CJK KR" w:eastAsia="Noto Sans CJK KR" w:hAnsi="Noto Sans CJK KR"/>
           <w:b/>
           <w:bCs/>
+          <w:i w:val="false"/>
+          <w:iCs w:val="false"/>
           <w:sz w:val="22"/>
           <w:szCs w:val="22"/>
         </w:rPr>
@@ -691,6 +721,8 @@
           <w:rFonts w:ascii="Noto Sans CJK KR" w:cs="Noto Sans CJK KR" w:eastAsia="Noto Sans CJK KR" w:hAnsi="Noto Sans CJK KR"/>
           <w:b/>
           <w:bCs/>
+          <w:i w:val="false"/>
+          <w:iCs w:val="false"/>
           <w:sz w:val="22"/>
           <w:szCs w:val="22"/>
         </w:rPr>
@@ -713,6 +745,8 @@
           <w:rFonts w:ascii="Noto Sans CJK KR" w:cs="Noto Sans CJK KR" w:eastAsia="Noto Sans CJK KR" w:hAnsi="Noto Sans CJK KR"/>
           <w:b/>
           <w:bCs/>
+          <w:i w:val="false"/>
+          <w:iCs w:val="false"/>
           <w:sz w:val="22"/>
           <w:szCs w:val="22"/>
         </w:rPr>
@@ -760,6 +794,8 @@
           <w:rFonts w:ascii="Noto Sans CJK KR" w:cs="Noto Sans CJK KR" w:eastAsia="Noto Sans CJK KR" w:hAnsi="Noto Sans CJK KR"/>
           <w:b/>
           <w:bCs/>
+          <w:i w:val="false"/>
+          <w:iCs w:val="false"/>
           <w:sz w:val="22"/>
           <w:szCs w:val="22"/>
         </w:rPr>
@@ -826,6 +862,8 @@
       <w:r>
         <w:rPr>
           <w:rFonts w:ascii="Noto Sans CJK KR" w:cs="Noto Sans CJK KR" w:eastAsia="Noto Sans CJK KR" w:hAnsi="Noto Sans CJK KR"/>
+          <w:b w:val="false"/>
+          <w:bCs w:val="false"/>
           <w:i/>
           <w:iCs/>
           <w:sz w:val="22"/>
@@ -1001,6 +1039,8 @@
                 <w:rFonts w:ascii="Noto Sans CJK KR" w:cs="Noto Sans CJK KR" w:eastAsia="Noto Sans CJK KR" w:hAnsi="Noto Sans CJK KR"/>
                 <w:b/>
                 <w:bCs/>
+                <w:i w:val="false"/>
+                <w:iCs w:val="false"/>
                 <w:sz w:val="22"/>
                 <w:szCs w:val="22"/>
               </w:rPr>
@@ -1070,6 +1110,8 @@
                 <w:rFonts w:ascii="Noto Sans CJK KR" w:cs="Noto Sans CJK KR" w:eastAsia="Noto Sans CJK KR" w:hAnsi="Noto Sans CJK KR"/>
                 <w:b/>
                 <w:bCs/>
+                <w:i w:val="false"/>
+                <w:iCs w:val="false"/>
                 <w:sz w:val="22"/>
                 <w:szCs w:val="22"/>
               </w:rPr>
@@ -1139,6 +1181,8 @@
                 <w:rFonts w:ascii="Noto Sans CJK KR" w:cs="Noto Sans CJK KR" w:eastAsia="Noto Sans CJK KR" w:hAnsi="Noto Sans CJK KR"/>
                 <w:b/>
                 <w:bCs/>
+                <w:i w:val="false"/>
+                <w:iCs w:val="false"/>
                 <w:sz w:val="22"/>
                 <w:szCs w:val="22"/>
               </w:rPr>
@@ -1208,6 +1252,8 @@
                 <w:rFonts w:ascii="Noto Sans CJK KR" w:cs="Noto Sans CJK KR" w:eastAsia="Noto Sans CJK KR" w:hAnsi="Noto Sans CJK KR"/>
                 <w:b/>
                 <w:bCs/>
+                <w:i w:val="false"/>
+                <w:iCs w:val="false"/>
                 <w:sz w:val="22"/>
                 <w:szCs w:val="22"/>
               </w:rPr>
@@ -1277,6 +1323,8 @@
                 <w:rFonts w:ascii="Noto Sans CJK KR" w:cs="Noto Sans CJK KR" w:eastAsia="Noto Sans CJK KR" w:hAnsi="Noto Sans CJK KR"/>
                 <w:b/>
                 <w:bCs/>
+                <w:i w:val="false"/>
+                <w:iCs w:val="false"/>
                 <w:sz w:val="22"/>
                 <w:szCs w:val="22"/>
               </w:rPr>
@@ -1345,6 +1393,8 @@
           <w:rFonts w:ascii="Noto Sans CJK KR" w:cs="Noto Sans CJK KR" w:eastAsia="Noto Sans CJK KR" w:hAnsi="Noto Sans CJK KR"/>
           <w:b/>
           <w:bCs/>
+          <w:i w:val="false"/>
+          <w:iCs w:val="false"/>
           <w:sz w:val="22"/>
           <w:szCs w:val="22"/>
         </w:rPr>
@@ -1367,6 +1417,8 @@
           <w:rFonts w:ascii="Noto Sans CJK KR" w:cs="Noto Sans CJK KR" w:eastAsia="Noto Sans CJK KR" w:hAnsi="Noto Sans CJK KR"/>
           <w:b/>
           <w:bCs/>
+          <w:i w:val="false"/>
+          <w:iCs w:val="false"/>
           <w:sz w:val="22"/>
           <w:szCs w:val="22"/>
         </w:rPr>
@@ -1389,6 +1441,8 @@
           <w:rFonts w:ascii="Noto Sans CJK KR" w:cs="Noto Sans CJK KR" w:eastAsia="Noto Sans CJK KR" w:hAnsi="Noto Sans CJK KR"/>
           <w:b/>
           <w:bCs/>
+          <w:i w:val="false"/>
+          <w:iCs w:val="false"/>
           <w:sz w:val="22"/>
           <w:szCs w:val="22"/>
         </w:rPr>
@@ -1411,6 +1465,8 @@
           <w:rFonts w:ascii="Noto Sans CJK KR" w:cs="Noto Sans CJK KR" w:eastAsia="Noto Sans CJK KR" w:hAnsi="Noto Sans CJK KR"/>
           <w:b/>
           <w:bCs/>
+          <w:i w:val="false"/>
+          <w:iCs w:val="false"/>
           <w:sz w:val="22"/>
           <w:szCs w:val="22"/>
         </w:rPr>
@@ -1446,6 +1502,8 @@
           <w:rFonts w:ascii="Noto Sans CJK KR" w:cs="Noto Sans CJK KR" w:eastAsia="Noto Sans CJK KR" w:hAnsi="Noto Sans CJK KR"/>
           <w:b/>
           <w:bCs/>
+          <w:i w:val="false"/>
+          <w:iCs w:val="false"/>
           <w:sz w:val="22"/>
           <w:szCs w:val="22"/>
         </w:rPr>
@@ -1468,6 +1526,8 @@
           <w:rFonts w:ascii="Noto Sans CJK KR" w:cs="Noto Sans CJK KR" w:eastAsia="Noto Sans CJK KR" w:hAnsi="Noto Sans CJK KR"/>
           <w:b/>
           <w:bCs/>
+          <w:i w:val="false"/>
+          <w:iCs w:val="false"/>
           <w:sz w:val="22"/>
           <w:szCs w:val="22"/>
         </w:rPr>
@@ -1515,6 +1575,8 @@
           <w:rFonts w:ascii="Noto Sans CJK KR" w:cs="Noto Sans CJK KR" w:eastAsia="Noto Sans CJK KR" w:hAnsi="Noto Sans CJK KR"/>
           <w:b/>
           <w:bCs/>
+          <w:i w:val="false"/>
+          <w:iCs w:val="false"/>
           <w:sz w:val="22"/>
           <w:szCs w:val="22"/>
         </w:rPr>
@@ -1537,6 +1599,8 @@
           <w:rFonts w:ascii="Noto Sans CJK KR" w:cs="Noto Sans CJK KR" w:eastAsia="Noto Sans CJK KR" w:hAnsi="Noto Sans CJK KR"/>
           <w:b/>
           <w:bCs/>
+          <w:i w:val="false"/>
+          <w:iCs w:val="false"/>
           <w:sz w:val="22"/>
           <w:szCs w:val="22"/>
         </w:rPr>
@@ -1577,6 +1641,8 @@
           <w:rFonts w:ascii="Noto Sans CJK KR" w:cs="Noto Sans CJK KR" w:eastAsia="Noto Sans CJK KR" w:hAnsi="Noto Sans CJK KR"/>
           <w:b/>
           <w:bCs/>
+          <w:i w:val="false"/>
+          <w:iCs w:val="false"/>
           <w:sz w:val="22"/>
           <w:szCs w:val="22"/>
         </w:rPr>
@@ -1599,6 +1665,8 @@
           <w:rFonts w:ascii="Noto Sans CJK KR" w:cs="Noto Sans CJK KR" w:eastAsia="Noto Sans CJK KR" w:hAnsi="Noto Sans CJK KR"/>
           <w:b/>
           <w:bCs/>
+          <w:i w:val="false"/>
+          <w:iCs w:val="false"/>
           <w:sz w:val="22"/>
           <w:szCs w:val="22"/>
         </w:rPr>
@@ -1631,6 +1699,8 @@
           <w:rFonts w:ascii="Noto Sans CJK KR" w:cs="Noto Sans CJK KR" w:eastAsia="Noto Sans CJK KR" w:hAnsi="Noto Sans CJK KR"/>
           <w:b/>
           <w:bCs/>
+          <w:i w:val="false"/>
+          <w:iCs w:val="false"/>
           <w:sz w:val="22"/>
           <w:szCs w:val="22"/>
         </w:rPr>
@@ -1653,6 +1723,8 @@
           <w:rFonts w:ascii="Noto Sans CJK KR" w:cs="Noto Sans CJK KR" w:eastAsia="Noto Sans CJK KR" w:hAnsi="Noto Sans CJK KR"/>
           <w:b/>
           <w:bCs/>
+          <w:i w:val="false"/>
+          <w:iCs w:val="false"/>
           <w:sz w:val="22"/>
           <w:szCs w:val="22"/>
         </w:rPr>
@@ -1685,6 +1757,8 @@
           <w:rFonts w:ascii="Noto Sans CJK KR" w:cs="Noto Sans CJK KR" w:eastAsia="Noto Sans CJK KR" w:hAnsi="Noto Sans CJK KR"/>
           <w:b/>
           <w:bCs/>
+          <w:i w:val="false"/>
+          <w:iCs w:val="false"/>
           <w:sz w:val="22"/>
           <w:szCs w:val="22"/>
         </w:rPr>
@@ -1707,6 +1781,8 @@
           <w:rFonts w:ascii="Noto Sans CJK KR" w:cs="Noto Sans CJK KR" w:eastAsia="Noto Sans CJK KR" w:hAnsi="Noto Sans CJK KR"/>
           <w:b/>
           <w:bCs/>
+          <w:i w:val="false"/>
+          <w:iCs w:val="false"/>
           <w:sz w:val="22"/>
           <w:szCs w:val="22"/>
         </w:rPr>
@@ -1739,6 +1815,8 @@
           <w:rFonts w:ascii="Noto Sans CJK KR" w:cs="Noto Sans CJK KR" w:eastAsia="Noto Sans CJK KR" w:hAnsi="Noto Sans CJK KR"/>
           <w:b/>
           <w:bCs/>
+          <w:i w:val="false"/>
+          <w:iCs w:val="false"/>
           <w:sz w:val="22"/>
           <w:szCs w:val="22"/>
         </w:rPr>
@@ -1804,6 +1882,8 @@
           <w:rFonts w:ascii="Noto Sans CJK KR" w:cs="Noto Sans CJK KR" w:eastAsia="Noto Sans CJK KR" w:hAnsi="Noto Sans CJK KR"/>
           <w:b/>
           <w:bCs/>
+          <w:i w:val="false"/>
+          <w:iCs w:val="false"/>
           <w:sz w:val="22"/>
           <w:szCs w:val="22"/>
         </w:rPr>
@@ -1826,6 +1906,8 @@
           <w:rFonts w:ascii="Noto Sans CJK KR" w:cs="Noto Sans CJK KR" w:eastAsia="Noto Sans CJK KR" w:hAnsi="Noto Sans CJK KR"/>
           <w:b/>
           <w:bCs/>
+          <w:i w:val="false"/>
+          <w:iCs w:val="false"/>
           <w:sz w:val="22"/>
           <w:szCs w:val="22"/>
         </w:rPr>
@@ -1858,6 +1940,8 @@
           <w:rFonts w:ascii="Noto Sans CJK KR" w:cs="Noto Sans CJK KR" w:eastAsia="Noto Sans CJK KR" w:hAnsi="Noto Sans CJK KR"/>
           <w:b/>
           <w:bCs/>
+          <w:i w:val="false"/>
+          <w:iCs w:val="false"/>
           <w:sz w:val="22"/>
           <w:szCs w:val="22"/>
         </w:rPr>
@@ -1880,6 +1964,8 @@
           <w:rFonts w:ascii="Noto Sans CJK KR" w:cs="Noto Sans CJK KR" w:eastAsia="Noto Sans CJK KR" w:hAnsi="Noto Sans CJK KR"/>
           <w:b/>
           <w:bCs/>
+          <w:i w:val="false"/>
+          <w:iCs w:val="false"/>
           <w:sz w:val="22"/>
           <w:szCs w:val="22"/>
         </w:rPr>
@@ -1927,6 +2013,8 @@
           <w:rFonts w:ascii="Noto Sans CJK KR" w:cs="Noto Sans CJK KR" w:eastAsia="Noto Sans CJK KR" w:hAnsi="Noto Sans CJK KR"/>
           <w:b/>
           <w:bCs/>
+          <w:i w:val="false"/>
+          <w:iCs w:val="false"/>
           <w:sz w:val="22"/>
           <w:szCs w:val="22"/>
         </w:rPr>
@@ -1974,6 +2062,8 @@
           <w:rFonts w:ascii="Noto Sans CJK KR" w:cs="Noto Sans CJK KR" w:eastAsia="Noto Sans CJK KR" w:hAnsi="Noto Sans CJK KR"/>
           <w:b/>
           <w:bCs/>
+          <w:i w:val="false"/>
+          <w:iCs w:val="false"/>
           <w:sz w:val="22"/>
           <w:szCs w:val="22"/>
         </w:rPr>
@@ -2021,6 +2111,8 @@
           <w:rFonts w:ascii="Noto Sans CJK KR" w:cs="Noto Sans CJK KR" w:eastAsia="Noto Sans CJK KR" w:hAnsi="Noto Sans CJK KR"/>
           <w:b/>
           <w:bCs/>
+          <w:i w:val="false"/>
+          <w:iCs w:val="false"/>
           <w:sz w:val="22"/>
           <w:szCs w:val="22"/>
         </w:rPr>
@@ -2043,6 +2135,8 @@
           <w:rFonts w:ascii="Noto Sans CJK KR" w:cs="Noto Sans CJK KR" w:eastAsia="Noto Sans CJK KR" w:hAnsi="Noto Sans CJK KR"/>
           <w:b/>
           <w:bCs/>
+          <w:i w:val="false"/>
+          <w:iCs w:val="false"/>
           <w:sz w:val="22"/>
           <w:szCs w:val="22"/>
         </w:rPr>
@@ -2066,6 +2160,8 @@
           <w:rFonts w:ascii="Noto Sans CJK KR" w:cs="Noto Sans CJK KR" w:eastAsia="Noto Sans CJK KR" w:hAnsi="Noto Sans CJK KR"/>
           <w:b/>
           <w:bCs/>
+          <w:i w:val="false"/>
+          <w:iCs w:val="false"/>
           <w:sz w:val="22"/>
           <w:szCs w:val="22"/>
         </w:rPr>
@@ -2271,6 +2367,8 @@
                 <w:rFonts w:ascii="Noto Sans CJK KR" w:cs="Noto Sans CJK KR" w:eastAsia="Noto Sans CJK KR" w:hAnsi="Noto Sans CJK KR"/>
                 <w:b/>
                 <w:bCs/>
+                <w:i w:val="false"/>
+                <w:iCs w:val="false"/>
                 <w:sz w:val="22"/>
                 <w:szCs w:val="22"/>
               </w:rPr>
@@ -2330,6 +2428,8 @@
                 <w:rFonts w:ascii="Noto Sans CJK KR" w:cs="Noto Sans CJK KR" w:eastAsia="Noto Sans CJK KR" w:hAnsi="Noto Sans CJK KR"/>
                 <w:b/>
                 <w:bCs/>
+                <w:i w:val="false"/>
+                <w:iCs w:val="false"/>
                 <w:sz w:val="22"/>
                 <w:szCs w:val="22"/>
               </w:rPr>
@@ -2389,6 +2489,8 @@
                 <w:rFonts w:ascii="Noto Sans CJK KR" w:cs="Noto Sans CJK KR" w:eastAsia="Noto Sans CJK KR" w:hAnsi="Noto Sans CJK KR"/>
                 <w:b/>
                 <w:bCs/>
+                <w:i w:val="false"/>
+                <w:iCs w:val="false"/>
                 <w:sz w:val="22"/>
                 <w:szCs w:val="22"/>
               </w:rPr>
@@ -2619,6 +2721,8 @@
           <w:rFonts w:ascii="Noto Sans CJK KR" w:cs="Noto Sans CJK KR" w:eastAsia="Noto Sans CJK KR" w:hAnsi="Noto Sans CJK KR"/>
           <w:b/>
           <w:bCs/>
+          <w:i w:val="false"/>
+          <w:iCs w:val="false"/>
           <w:sz w:val="22"/>
           <w:szCs w:val="22"/>
         </w:rPr>
@@ -2641,6 +2745,8 @@
           <w:rFonts w:ascii="Noto Sans CJK KR" w:cs="Noto Sans CJK KR" w:eastAsia="Noto Sans CJK KR" w:hAnsi="Noto Sans CJK KR"/>
           <w:b/>
           <w:bCs/>
+          <w:i w:val="false"/>
+          <w:iCs w:val="false"/>
           <w:sz w:val="22"/>
           <w:szCs w:val="22"/>
         </w:rPr>
@@ -2663,6 +2769,8 @@
           <w:rFonts w:ascii="Noto Sans CJK KR" w:cs="Noto Sans CJK KR" w:eastAsia="Noto Sans CJK KR" w:hAnsi="Noto Sans CJK KR"/>
           <w:b/>
           <w:bCs/>
+          <w:i w:val="false"/>
+          <w:iCs w:val="false"/>
           <w:sz w:val="22"/>
           <w:szCs w:val="22"/>
         </w:rPr>
@@ -2710,6 +2818,8 @@
           <w:rFonts w:ascii="Noto Sans CJK KR" w:cs="Noto Sans CJK KR" w:eastAsia="Noto Sans CJK KR" w:hAnsi="Noto Sans CJK KR"/>
           <w:b/>
           <w:bCs/>
+          <w:i w:val="false"/>
+          <w:iCs w:val="false"/>
           <w:sz w:val="22"/>
           <w:szCs w:val="22"/>
         </w:rPr>
@@ -2732,6 +2842,8 @@
           <w:rFonts w:ascii="Noto Sans CJK KR" w:cs="Noto Sans CJK KR" w:eastAsia="Noto Sans CJK KR" w:hAnsi="Noto Sans CJK KR"/>
           <w:b/>
           <w:bCs/>
+          <w:i w:val="false"/>
+          <w:iCs w:val="false"/>
           <w:sz w:val="22"/>
           <w:szCs w:val="22"/>
         </w:rPr>
@@ -2767,6 +2879,8 @@
           <w:rFonts w:ascii="Noto Sans CJK KR" w:cs="Noto Sans CJK KR" w:eastAsia="Noto Sans CJK KR" w:hAnsi="Noto Sans CJK KR"/>
           <w:b/>
           <w:bCs/>
+          <w:i w:val="false"/>
+          <w:iCs w:val="false"/>
           <w:sz w:val="22"/>
           <w:szCs w:val="22"/>
         </w:rPr>
@@ -2845,6 +2959,8 @@
       <w:r>
         <w:rPr>
           <w:rFonts w:ascii="Noto Sans CJK KR" w:cs="Noto Sans CJK KR" w:eastAsia="Noto Sans CJK KR" w:hAnsi="Noto Sans CJK KR"/>
+          <w:b w:val="false"/>
+          <w:bCs w:val="false"/>
           <w:i/>
           <w:iCs/>
           <w:sz w:val="22"/>
@@ -2882,6 +2998,8 @@
           <w:rFonts w:ascii="Noto Sans CJK KR" w:cs="Noto Sans CJK KR" w:eastAsia="Noto Sans CJK KR" w:hAnsi="Noto Sans CJK KR"/>
           <w:b/>
           <w:bCs/>
+          <w:i w:val="false"/>
+          <w:iCs w:val="false"/>
           <w:sz w:val="22"/>
           <w:szCs w:val="22"/>
         </w:rPr>
@@ -3017,6 +3135,8 @@
                 <w:rFonts w:ascii="Noto Sans CJK KR" w:cs="Noto Sans CJK KR" w:eastAsia="Noto Sans CJK KR" w:hAnsi="Noto Sans CJK KR"/>
                 <w:b/>
                 <w:bCs/>
+                <w:i w:val="false"/>
+                <w:iCs w:val="false"/>
                 <w:sz w:val="22"/>
                 <w:szCs w:val="22"/>
               </w:rPr>
@@ -3103,6 +3223,8 @@
                 <w:rFonts w:ascii="Noto Sans CJK KR" w:cs="Noto Sans CJK KR" w:eastAsia="Noto Sans CJK KR" w:hAnsi="Noto Sans CJK KR"/>
                 <w:b/>
                 <w:bCs/>
+                <w:i w:val="false"/>
+                <w:iCs w:val="false"/>
                 <w:sz w:val="22"/>
                 <w:szCs w:val="22"/>
               </w:rPr>
@@ -3123,6 +3245,8 @@
                 <w:rFonts w:ascii="Noto Sans CJK KR" w:cs="Noto Sans CJK KR" w:eastAsia="Noto Sans CJK KR" w:hAnsi="Noto Sans CJK KR"/>
                 <w:b/>
                 <w:bCs/>
+                <w:i w:val="false"/>
+                <w:iCs w:val="false"/>
                 <w:sz w:val="22"/>
                 <w:szCs w:val="22"/>
               </w:rPr>
@@ -3402,6 +3526,8 @@
           <w:rFonts w:ascii="Noto Sans CJK KR" w:cs="Noto Sans CJK KR" w:eastAsia="Noto Sans CJK KR" w:hAnsi="Noto Sans CJK KR"/>
           <w:b/>
           <w:bCs/>
+          <w:i w:val="false"/>
+          <w:iCs w:val="false"/>
           <w:sz w:val="22"/>
           <w:szCs w:val="22"/>
         </w:rPr>
@@ -3449,6 +3575,8 @@
           <w:rFonts w:ascii="Noto Sans CJK KR" w:cs="Noto Sans CJK KR" w:eastAsia="Noto Sans CJK KR" w:hAnsi="Noto Sans CJK KR"/>
           <w:b/>
           <w:bCs/>
+          <w:i w:val="false"/>
+          <w:iCs w:val="false"/>
           <w:sz w:val="22"/>
           <w:szCs w:val="22"/>
         </w:rPr>
@@ -3501,6 +3629,8 @@
           <w:rFonts w:ascii="Noto Sans CJK KR" w:cs="Noto Sans CJK KR" w:eastAsia="Noto Sans CJK KR" w:hAnsi="Noto Sans CJK KR"/>
           <w:b/>
           <w:bCs/>
+          <w:i w:val="false"/>
+          <w:iCs w:val="false"/>
           <w:sz w:val="22"/>
           <w:szCs w:val="22"/>
         </w:rPr>
@@ -3548,6 +3678,8 @@
           <w:rFonts w:ascii="Noto Sans CJK KR" w:cs="Noto Sans CJK KR" w:eastAsia="Noto Sans CJK KR" w:hAnsi="Noto Sans CJK KR"/>
           <w:b/>
           <w:bCs/>
+          <w:i w:val="false"/>
+          <w:iCs w:val="false"/>
           <w:sz w:val="22"/>
           <w:szCs w:val="22"/>
         </w:rPr>
@@ -3571,6 +3703,8 @@
           <w:rFonts w:ascii="Noto Sans CJK KR" w:cs="Noto Sans CJK KR" w:eastAsia="Noto Sans CJK KR" w:hAnsi="Noto Sans CJK KR"/>
           <w:b/>
           <w:bCs/>
+          <w:i w:val="false"/>
+          <w:iCs w:val="false"/>
           <w:sz w:val="22"/>
           <w:szCs w:val="22"/>
         </w:rPr>
@@ -3649,6 +3783,8 @@
       <w:r>
         <w:rPr>
           <w:rFonts w:ascii="Noto Sans CJK KR" w:cs="Noto Sans CJK KR" w:eastAsia="Noto Sans CJK KR" w:hAnsi="Noto Sans CJK KR"/>
+          <w:b w:val="false"/>
+          <w:bCs w:val="false"/>
           <w:i/>
           <w:iCs/>
           <w:sz w:val="22"/>
@@ -3686,6 +3822,8 @@
           <w:rFonts w:ascii="Noto Sans CJK KR" w:cs="Noto Sans CJK KR" w:eastAsia="Noto Sans CJK KR" w:hAnsi="Noto Sans CJK KR"/>
           <w:b/>
           <w:bCs/>
+          <w:i w:val="false"/>
+          <w:iCs w:val="false"/>
           <w:sz w:val="22"/>
           <w:szCs w:val="22"/>
         </w:rPr>
@@ -3708,6 +3846,8 @@
           <w:rFonts w:ascii="Noto Sans CJK KR" w:cs="Noto Sans CJK KR" w:eastAsia="Noto Sans CJK KR" w:hAnsi="Noto Sans CJK KR"/>
           <w:b/>
           <w:bCs/>
+          <w:i w:val="false"/>
+          <w:iCs w:val="false"/>
           <w:sz w:val="22"/>
           <w:szCs w:val="22"/>
         </w:rPr>
@@ -3730,6 +3870,8 @@
           <w:rFonts w:ascii="Noto Sans CJK KR" w:cs="Noto Sans CJK KR" w:eastAsia="Noto Sans CJK KR" w:hAnsi="Noto Sans CJK KR"/>
           <w:b/>
           <w:bCs/>
+          <w:i w:val="false"/>
+          <w:iCs w:val="false"/>
           <w:sz w:val="22"/>
           <w:szCs w:val="22"/>
         </w:rPr>
@@ -3890,6 +4032,8 @@
                 <w:rFonts w:ascii="Noto Sans CJK KR" w:cs="Noto Sans CJK KR" w:eastAsia="Noto Sans CJK KR" w:hAnsi="Noto Sans CJK KR"/>
                 <w:b/>
                 <w:bCs/>
+                <w:i w:val="false"/>
+                <w:iCs w:val="false"/>
                 <w:sz w:val="22"/>
                 <w:szCs w:val="22"/>
               </w:rPr>
@@ -3922,6 +4066,8 @@
                 <w:rFonts w:ascii="Noto Sans CJK KR" w:cs="Noto Sans CJK KR" w:eastAsia="Noto Sans CJK KR" w:hAnsi="Noto Sans CJK KR"/>
                 <w:b/>
                 <w:bCs/>
+                <w:i w:val="false"/>
+                <w:iCs w:val="false"/>
                 <w:sz w:val="22"/>
                 <w:szCs w:val="22"/>
               </w:rPr>
@@ -3981,6 +4127,8 @@
                 <w:rFonts w:ascii="Noto Sans CJK KR" w:cs="Noto Sans CJK KR" w:eastAsia="Noto Sans CJK KR" w:hAnsi="Noto Sans CJK KR"/>
                 <w:b/>
                 <w:bCs/>
+                <w:i w:val="false"/>
+                <w:iCs w:val="false"/>
                 <w:sz w:val="22"/>
                 <w:szCs w:val="22"/>
               </w:rPr>
@@ -4013,6 +4161,8 @@
                 <w:rFonts w:ascii="Noto Sans CJK KR" w:cs="Noto Sans CJK KR" w:eastAsia="Noto Sans CJK KR" w:hAnsi="Noto Sans CJK KR"/>
                 <w:b/>
                 <w:bCs/>
+                <w:i w:val="false"/>
+                <w:iCs w:val="false"/>
                 <w:sz w:val="22"/>
                 <w:szCs w:val="22"/>
               </w:rPr>
@@ -4072,6 +4222,8 @@
                 <w:rFonts w:ascii="Noto Sans CJK KR" w:cs="Noto Sans CJK KR" w:eastAsia="Noto Sans CJK KR" w:hAnsi="Noto Sans CJK KR"/>
                 <w:b/>
                 <w:bCs/>
+                <w:i w:val="false"/>
+                <w:iCs w:val="false"/>
                 <w:sz w:val="22"/>
                 <w:szCs w:val="22"/>
               </w:rPr>
@@ -4104,6 +4256,8 @@
                 <w:rFonts w:ascii="Noto Sans CJK KR" w:cs="Noto Sans CJK KR" w:eastAsia="Noto Sans CJK KR" w:hAnsi="Noto Sans CJK KR"/>
                 <w:b/>
                 <w:bCs/>
+                <w:i w:val="false"/>
+                <w:iCs w:val="false"/>
                 <w:sz w:val="22"/>
                 <w:szCs w:val="22"/>
               </w:rPr>
@@ -4141,6 +4295,8 @@
                 <w:rFonts w:ascii="Noto Sans CJK KR" w:cs="Noto Sans CJK KR" w:eastAsia="Noto Sans CJK KR" w:hAnsi="Noto Sans CJK KR"/>
                 <w:b/>
                 <w:bCs/>
+                <w:i w:val="false"/>
+                <w:iCs w:val="false"/>
                 <w:sz w:val="22"/>
                 <w:szCs w:val="22"/>
               </w:rPr>
@@ -4161,6 +4317,8 @@
                 <w:rFonts w:ascii="Noto Sans CJK KR" w:cs="Noto Sans CJK KR" w:eastAsia="Noto Sans CJK KR" w:hAnsi="Noto Sans CJK KR"/>
                 <w:b/>
                 <w:bCs/>
+                <w:i w:val="false"/>
+                <w:iCs w:val="false"/>
                 <w:sz w:val="22"/>
                 <w:szCs w:val="22"/>
               </w:rPr>
@@ -4220,6 +4378,8 @@
                 <w:rFonts w:ascii="Noto Sans CJK KR" w:cs="Noto Sans CJK KR" w:eastAsia="Noto Sans CJK KR" w:hAnsi="Noto Sans CJK KR"/>
                 <w:b/>
                 <w:bCs/>
+                <w:i w:val="false"/>
+                <w:iCs w:val="false"/>
                 <w:sz w:val="22"/>
                 <w:szCs w:val="22"/>
               </w:rPr>
@@ -4262,6 +4422,8 @@
                 <w:rFonts w:ascii="Noto Sans CJK KR" w:cs="Noto Sans CJK KR" w:eastAsia="Noto Sans CJK KR" w:hAnsi="Noto Sans CJK KR"/>
                 <w:b/>
                 <w:bCs/>
+                <w:i w:val="false"/>
+                <w:iCs w:val="false"/>
                 <w:sz w:val="22"/>
                 <w:szCs w:val="22"/>
               </w:rPr>
@@ -4571,6 +4733,8 @@
           <w:rFonts w:ascii="Noto Sans CJK KR" w:cs="Noto Sans CJK KR" w:eastAsia="Noto Sans CJK KR" w:hAnsi="Noto Sans CJK KR"/>
           <w:b/>
           <w:bCs/>
+          <w:i w:val="false"/>
+          <w:iCs w:val="false"/>
           <w:sz w:val="22"/>
           <w:szCs w:val="22"/>
         </w:rPr>
@@ -4593,6 +4757,8 @@
           <w:rFonts w:ascii="Noto Sans CJK KR" w:cs="Noto Sans CJK KR" w:eastAsia="Noto Sans CJK KR" w:hAnsi="Noto Sans CJK KR"/>
           <w:b/>
           <w:bCs/>
+          <w:i w:val="false"/>
+          <w:iCs w:val="false"/>
           <w:sz w:val="22"/>
           <w:szCs w:val="22"/>
         </w:rPr>
@@ -4628,6 +4794,8 @@
           <w:rFonts w:ascii="Noto Sans CJK KR" w:cs="Noto Sans CJK KR" w:eastAsia="Noto Sans CJK KR" w:hAnsi="Noto Sans CJK KR"/>
           <w:b/>
           <w:bCs/>
+          <w:i w:val="false"/>
+          <w:iCs w:val="false"/>
           <w:sz w:val="22"/>
           <w:szCs w:val="22"/>
         </w:rPr>
@@ -4650,6 +4818,8 @@
           <w:rFonts w:ascii="Noto Sans CJK KR" w:cs="Noto Sans CJK KR" w:eastAsia="Noto Sans CJK KR" w:hAnsi="Noto Sans CJK KR"/>
           <w:b/>
           <w:bCs/>
+          <w:i w:val="false"/>
+          <w:iCs w:val="false"/>
           <w:sz w:val="22"/>
           <w:szCs w:val="22"/>
         </w:rPr>
@@ -4697,6 +4867,8 @@
           <w:rFonts w:ascii="Noto Sans CJK KR" w:cs="Noto Sans CJK KR" w:eastAsia="Noto Sans CJK KR" w:hAnsi="Noto Sans CJK KR"/>
           <w:b/>
           <w:bCs/>
+          <w:i w:val="false"/>
+          <w:iCs w:val="false"/>
           <w:sz w:val="22"/>
           <w:szCs w:val="22"/>
         </w:rPr>
@@ -4719,6 +4891,8 @@
           <w:rFonts w:ascii="Noto Sans CJK KR" w:cs="Noto Sans CJK KR" w:eastAsia="Noto Sans CJK KR" w:hAnsi="Noto Sans CJK KR"/>
           <w:b/>
           <w:bCs/>
+          <w:i w:val="false"/>
+          <w:iCs w:val="false"/>
           <w:sz w:val="22"/>
           <w:szCs w:val="22"/>
         </w:rPr>
@@ -4741,6 +4915,8 @@
           <w:rFonts w:ascii="Noto Sans CJK KR" w:cs="Noto Sans CJK KR" w:eastAsia="Noto Sans CJK KR" w:hAnsi="Noto Sans CJK KR"/>
           <w:b/>
           <w:bCs/>
+          <w:i w:val="false"/>
+          <w:iCs w:val="false"/>
           <w:sz w:val="22"/>
           <w:szCs w:val="22"/>
         </w:rPr>
@@ -4788,6 +4964,8 @@
           <w:rFonts w:ascii="Noto Sans CJK KR" w:cs="Noto Sans CJK KR" w:eastAsia="Noto Sans CJK KR" w:hAnsi="Noto Sans CJK KR"/>
           <w:b/>
           <w:bCs/>
+          <w:i w:val="false"/>
+          <w:iCs w:val="false"/>
           <w:sz w:val="22"/>
           <w:szCs w:val="22"/>
         </w:rPr>
@@ -4823,6 +5001,8 @@
           <w:rFonts w:ascii="Noto Sans CJK KR" w:cs="Noto Sans CJK KR" w:eastAsia="Noto Sans CJK KR" w:hAnsi="Noto Sans CJK KR"/>
           <w:b/>
           <w:bCs/>
+          <w:i w:val="false"/>
+          <w:iCs w:val="false"/>
           <w:sz w:val="22"/>
           <w:szCs w:val="22"/>
         </w:rPr>
@@ -4845,6 +5025,8 @@
           <w:rFonts w:ascii="Noto Sans CJK KR" w:cs="Noto Sans CJK KR" w:eastAsia="Noto Sans CJK KR" w:hAnsi="Noto Sans CJK KR"/>
           <w:b/>
           <w:bCs/>
+          <w:i w:val="false"/>
+          <w:iCs w:val="false"/>
           <w:sz w:val="22"/>
           <w:szCs w:val="22"/>
         </w:rPr>
@@ -4880,6 +5062,8 @@
           <w:rFonts w:ascii="Noto Sans CJK KR" w:cs="Noto Sans CJK KR" w:eastAsia="Noto Sans CJK KR" w:hAnsi="Noto Sans CJK KR"/>
           <w:b/>
           <w:bCs/>
+          <w:i w:val="false"/>
+          <w:iCs w:val="false"/>
           <w:sz w:val="22"/>
           <w:szCs w:val="22"/>
         </w:rPr>
@@ -4985,6 +5169,8 @@
           <w:rFonts w:ascii="Noto Sans CJK KR" w:cs="Noto Sans CJK KR" w:eastAsia="Noto Sans CJK KR" w:hAnsi="Noto Sans CJK KR"/>
           <w:b/>
           <w:bCs/>
+          <w:i w:val="false"/>
+          <w:iCs w:val="false"/>
           <w:sz w:val="22"/>
           <w:szCs w:val="22"/>
         </w:rPr>
@@ -5007,6 +5193,8 @@
           <w:rFonts w:ascii="Noto Sans CJK KR" w:cs="Noto Sans CJK KR" w:eastAsia="Noto Sans CJK KR" w:hAnsi="Noto Sans CJK KR"/>
           <w:b/>
           <w:bCs/>
+          <w:i w:val="false"/>
+          <w:iCs w:val="false"/>
           <w:sz w:val="22"/>
           <w:szCs w:val="22"/>
         </w:rPr>
@@ -5030,6 +5218,8 @@
           <w:rFonts w:ascii="Noto Sans CJK KR" w:cs="Noto Sans CJK KR" w:eastAsia="Noto Sans CJK KR" w:hAnsi="Noto Sans CJK KR"/>
           <w:b/>
           <w:bCs/>
+          <w:i w:val="false"/>
+          <w:iCs w:val="false"/>
           <w:sz w:val="22"/>
           <w:szCs w:val="22"/>
         </w:rPr>
@@ -5050,6 +5240,8 @@
       <w:r>
         <w:rPr>
           <w:rFonts w:ascii="Noto Sans CJK KR" w:cs="Noto Sans CJK KR" w:eastAsia="Noto Sans CJK KR" w:hAnsi="Noto Sans CJK KR"/>
+          <w:b w:val="false"/>
+          <w:bCs w:val="false"/>
           <w:i/>
           <w:iCs/>
           <w:sz w:val="22"/>
@@ -5074,6 +5266,8 @@
           <w:rFonts w:ascii="Noto Sans CJK KR" w:cs="Noto Sans CJK KR" w:eastAsia="Noto Sans CJK KR" w:hAnsi="Noto Sans CJK KR"/>
           <w:b/>
           <w:bCs/>
+          <w:i w:val="false"/>
+          <w:iCs w:val="false"/>
           <w:sz w:val="22"/>
           <w:szCs w:val="22"/>
         </w:rPr>
@@ -5096,6 +5290,8 @@
           <w:rFonts w:ascii="Noto Sans CJK KR" w:cs="Noto Sans CJK KR" w:eastAsia="Noto Sans CJK KR" w:hAnsi="Noto Sans CJK KR"/>
           <w:b/>
           <w:bCs/>
+          <w:i w:val="false"/>
+          <w:iCs w:val="false"/>
           <w:sz w:val="22"/>
           <w:szCs w:val="22"/>
         </w:rPr>
@@ -5118,6 +5314,8 @@
           <w:rFonts w:ascii="Noto Sans CJK KR" w:cs="Noto Sans CJK KR" w:eastAsia="Noto Sans CJK KR" w:hAnsi="Noto Sans CJK KR"/>
           <w:b/>
           <w:bCs/>
+          <w:i w:val="false"/>
+          <w:iCs w:val="false"/>
           <w:sz w:val="22"/>
           <w:szCs w:val="22"/>
         </w:rPr>
@@ -5153,6 +5351,8 @@
           <w:rFonts w:ascii="Noto Sans CJK KR" w:cs="Noto Sans CJK KR" w:eastAsia="Noto Sans CJK KR" w:hAnsi="Noto Sans CJK KR"/>
           <w:b/>
           <w:bCs/>
+          <w:i w:val="false"/>
+          <w:iCs w:val="false"/>
           <w:sz w:val="22"/>
           <w:szCs w:val="22"/>
         </w:rPr>
@@ -5188,6 +5388,8 @@
           <w:rFonts w:ascii="Noto Sans CJK KR" w:cs="Noto Sans CJK KR" w:eastAsia="Noto Sans CJK KR" w:hAnsi="Noto Sans CJK KR"/>
           <w:b/>
           <w:bCs/>
+          <w:i w:val="false"/>
+          <w:iCs w:val="false"/>
           <w:sz w:val="22"/>
           <w:szCs w:val="22"/>
         </w:rPr>
@@ -5223,6 +5425,8 @@
           <w:rFonts w:ascii="Noto Sans CJK KR" w:cs="Noto Sans CJK KR" w:eastAsia="Noto Sans CJK KR" w:hAnsi="Noto Sans CJK KR"/>
           <w:b/>
           <w:bCs/>
+          <w:i w:val="false"/>
+          <w:iCs w:val="false"/>
           <w:sz w:val="22"/>
           <w:szCs w:val="22"/>
         </w:rPr>
@@ -5383,6 +5587,8 @@
                 <w:rFonts w:ascii="Noto Sans CJK KR" w:cs="Noto Sans CJK KR" w:eastAsia="Noto Sans CJK KR" w:hAnsi="Noto Sans CJK KR"/>
                 <w:b/>
                 <w:bCs/>
+                <w:i w:val="false"/>
+                <w:iCs w:val="false"/>
                 <w:sz w:val="22"/>
                 <w:szCs w:val="22"/>
               </w:rPr>
@@ -5452,6 +5658,8 @@
                 <w:rFonts w:ascii="Noto Sans CJK KR" w:cs="Noto Sans CJK KR" w:eastAsia="Noto Sans CJK KR" w:hAnsi="Noto Sans CJK KR"/>
                 <w:b/>
                 <w:bCs/>
+                <w:i w:val="false"/>
+                <w:iCs w:val="false"/>
                 <w:sz w:val="22"/>
                 <w:szCs w:val="22"/>
               </w:rPr>
@@ -5520,6 +5728,8 @@
           <w:rFonts w:ascii="Noto Sans CJK KR" w:cs="Noto Sans CJK KR" w:eastAsia="Noto Sans CJK KR" w:hAnsi="Noto Sans CJK KR"/>
           <w:b/>
           <w:bCs/>
+          <w:i w:val="false"/>
+          <w:iCs w:val="false"/>
           <w:sz w:val="22"/>
           <w:szCs w:val="22"/>
         </w:rPr>
@@ -5542,6 +5752,8 @@
           <w:rFonts w:ascii="Noto Sans CJK KR" w:cs="Noto Sans CJK KR" w:eastAsia="Noto Sans CJK KR" w:hAnsi="Noto Sans CJK KR"/>
           <w:b/>
           <w:bCs/>
+          <w:i w:val="false"/>
+          <w:iCs w:val="false"/>
           <w:sz w:val="22"/>
           <w:szCs w:val="22"/>
         </w:rPr>
@@ -5564,6 +5776,8 @@
           <w:rFonts w:ascii="Noto Sans CJK KR" w:cs="Noto Sans CJK KR" w:eastAsia="Noto Sans CJK KR" w:hAnsi="Noto Sans CJK KR"/>
           <w:b/>
           <w:bCs/>
+          <w:i w:val="false"/>
+          <w:iCs w:val="false"/>
           <w:sz w:val="22"/>
           <w:szCs w:val="22"/>
         </w:rPr>
@@ -5599,6 +5813,8 @@
           <w:rFonts w:ascii="Noto Sans CJK KR" w:cs="Noto Sans CJK KR" w:eastAsia="Noto Sans CJK KR" w:hAnsi="Noto Sans CJK KR"/>
           <w:b/>
           <w:bCs/>
+          <w:i w:val="false"/>
+          <w:iCs w:val="false"/>
           <w:sz w:val="22"/>
           <w:szCs w:val="22"/>
         </w:rPr>
@@ -5621,6 +5837,8 @@
           <w:rFonts w:ascii="Noto Sans CJK KR" w:cs="Noto Sans CJK KR" w:eastAsia="Noto Sans CJK KR" w:hAnsi="Noto Sans CJK KR"/>
           <w:b/>
           <w:bCs/>
+          <w:i w:val="false"/>
+          <w:iCs w:val="false"/>
           <w:sz w:val="22"/>
           <w:szCs w:val="22"/>
         </w:rPr>
@@ -5661,6 +5879,8 @@
           <w:rFonts w:ascii="Noto Sans CJK KR" w:cs="Noto Sans CJK KR" w:eastAsia="Noto Sans CJK KR" w:hAnsi="Noto Sans CJK KR"/>
           <w:b/>
           <w:bCs/>
+          <w:i w:val="false"/>
+          <w:iCs w:val="false"/>
           <w:sz w:val="22"/>
           <w:szCs w:val="22"/>
         </w:rPr>
@@ -5701,6 +5921,8 @@
           <w:rFonts w:ascii="Noto Sans CJK KR" w:cs="Noto Sans CJK KR" w:eastAsia="Noto Sans CJK KR" w:hAnsi="Noto Sans CJK KR"/>
           <w:b/>
           <w:bCs/>
+          <w:i w:val="false"/>
+          <w:iCs w:val="false"/>
           <w:sz w:val="22"/>
           <w:szCs w:val="22"/>
         </w:rPr>
@@ -5748,6 +5970,8 @@
           <w:rFonts w:ascii="Noto Sans CJK KR" w:cs="Noto Sans CJK KR" w:eastAsia="Noto Sans CJK KR" w:hAnsi="Noto Sans CJK KR"/>
           <w:b/>
           <w:bCs/>
+          <w:i w:val="false"/>
+          <w:iCs w:val="false"/>
           <w:sz w:val="22"/>
           <w:szCs w:val="22"/>
         </w:rPr>
@@ -5795,6 +6019,8 @@
           <w:rFonts w:ascii="Noto Sans CJK KR" w:cs="Noto Sans CJK KR" w:eastAsia="Noto Sans CJK KR" w:hAnsi="Noto Sans CJK KR"/>
           <w:b/>
           <w:bCs/>
+          <w:i w:val="false"/>
+          <w:iCs w:val="false"/>
           <w:sz w:val="22"/>
           <w:szCs w:val="22"/>
         </w:rPr>
@@ -5817,6 +6043,8 @@
           <w:rFonts w:ascii="Noto Sans CJK KR" w:cs="Noto Sans CJK KR" w:eastAsia="Noto Sans CJK KR" w:hAnsi="Noto Sans CJK KR"/>
           <w:b/>
           <w:bCs/>
+          <w:i w:val="false"/>
+          <w:iCs w:val="false"/>
           <w:sz w:val="22"/>
           <w:szCs w:val="22"/>
         </w:rPr>
@@ -5839,6 +6067,8 @@
           <w:rFonts w:ascii="Noto Sans CJK KR" w:cs="Noto Sans CJK KR" w:eastAsia="Noto Sans CJK KR" w:hAnsi="Noto Sans CJK KR"/>
           <w:b/>
           <w:bCs/>
+          <w:i w:val="false"/>
+          <w:iCs w:val="false"/>
           <w:sz w:val="22"/>
           <w:szCs w:val="22"/>
         </w:rPr>
@@ -5861,6 +6091,8 @@
           <w:rFonts w:ascii="Noto Sans CJK KR" w:cs="Noto Sans CJK KR" w:eastAsia="Noto Sans CJK KR" w:hAnsi="Noto Sans CJK KR"/>
           <w:b/>
           <w:bCs/>
+          <w:i w:val="false"/>
+          <w:iCs w:val="false"/>
           <w:sz w:val="22"/>
           <w:szCs w:val="22"/>
         </w:rPr>
@@ -5896,6 +6128,8 @@
           <w:rFonts w:ascii="Noto Sans CJK KR" w:cs="Noto Sans CJK KR" w:eastAsia="Noto Sans CJK KR" w:hAnsi="Noto Sans CJK KR"/>
           <w:b/>
           <w:bCs/>
+          <w:i w:val="false"/>
+          <w:iCs w:val="false"/>
           <w:sz w:val="22"/>
           <w:szCs w:val="22"/>
         </w:rPr>
@@ -5974,6 +6208,8 @@
       <w:r>
         <w:rPr>
           <w:rFonts w:ascii="Noto Sans CJK KR" w:cs="Noto Sans CJK KR" w:eastAsia="Noto Sans CJK KR" w:hAnsi="Noto Sans CJK KR"/>
+          <w:b w:val="false"/>
+          <w:bCs w:val="false"/>
           <w:i/>
           <w:iCs/>
           <w:sz w:val="22"/>
@@ -6029,6 +6265,8 @@
           <w:rFonts w:ascii="Noto Sans CJK KR" w:cs="Noto Sans CJK KR" w:eastAsia="Noto Sans CJK KR" w:hAnsi="Noto Sans CJK KR"/>
           <w:b/>
           <w:bCs/>
+          <w:i w:val="false"/>
+          <w:iCs w:val="false"/>
           <w:sz w:val="22"/>
           <w:szCs w:val="22"/>
         </w:rPr>
@@ -6051,6 +6289,8 @@
           <w:rFonts w:ascii="Noto Sans CJK KR" w:cs="Noto Sans CJK KR" w:eastAsia="Noto Sans CJK KR" w:hAnsi="Noto Sans CJK KR"/>
           <w:b/>
           <w:bCs/>
+          <w:i w:val="false"/>
+          <w:iCs w:val="false"/>
           <w:sz w:val="22"/>
           <w:szCs w:val="22"/>
         </w:rPr>
@@ -6098,6 +6338,8 @@
           <w:rFonts w:ascii="Noto Sans CJK KR" w:cs="Noto Sans CJK KR" w:eastAsia="Noto Sans CJK KR" w:hAnsi="Noto Sans CJK KR"/>
           <w:b/>
           <w:bCs/>
+          <w:i w:val="false"/>
+          <w:iCs w:val="false"/>
           <w:sz w:val="22"/>
           <w:szCs w:val="22"/>
         </w:rPr>
@@ -6133,6 +6375,8 @@
           <w:rFonts w:ascii="Noto Sans CJK KR" w:cs="Noto Sans CJK KR" w:eastAsia="Noto Sans CJK KR" w:hAnsi="Noto Sans CJK KR"/>
           <w:b/>
           <w:bCs/>
+          <w:i w:val="false"/>
+          <w:iCs w:val="false"/>
           <w:sz w:val="22"/>
           <w:szCs w:val="22"/>
         </w:rPr>
@@ -6155,6 +6399,8 @@
           <w:rFonts w:ascii="Noto Sans CJK KR" w:cs="Noto Sans CJK KR" w:eastAsia="Noto Sans CJK KR" w:hAnsi="Noto Sans CJK KR"/>
           <w:b/>
           <w:bCs/>
+          <w:i w:val="false"/>
+          <w:iCs w:val="false"/>
           <w:sz w:val="22"/>
           <w:szCs w:val="22"/>
         </w:rPr>
@@ -6190,6 +6436,8 @@
           <w:rFonts w:ascii="Noto Sans CJK KR" w:cs="Noto Sans CJK KR" w:eastAsia="Noto Sans CJK KR" w:hAnsi="Noto Sans CJK KR"/>
           <w:b/>
           <w:bCs/>
+          <w:i w:val="false"/>
+          <w:iCs w:val="false"/>
           <w:sz w:val="22"/>
           <w:szCs w:val="22"/>
         </w:rPr>
@@ -6225,6 +6473,8 @@
           <w:rFonts w:ascii="Noto Sans CJK KR" w:cs="Noto Sans CJK KR" w:eastAsia="Noto Sans CJK KR" w:hAnsi="Noto Sans CJK KR"/>
           <w:b/>
           <w:bCs/>
+          <w:i w:val="false"/>
+          <w:iCs w:val="false"/>
           <w:sz w:val="22"/>
           <w:szCs w:val="22"/>
         </w:rPr>
@@ -6260,6 +6510,8 @@
           <w:rFonts w:ascii="Noto Sans CJK KR" w:cs="Noto Sans CJK KR" w:eastAsia="Noto Sans CJK KR" w:hAnsi="Noto Sans CJK KR"/>
           <w:b/>
           <w:bCs/>
+          <w:i w:val="false"/>
+          <w:iCs w:val="false"/>
           <w:sz w:val="22"/>
           <w:szCs w:val="22"/>
         </w:rPr>
@@ -6282,6 +6534,8 @@
           <w:rFonts w:ascii="Noto Sans CJK KR" w:cs="Noto Sans CJK KR" w:eastAsia="Noto Sans CJK KR" w:hAnsi="Noto Sans CJK KR"/>
           <w:b/>
           <w:bCs/>
+          <w:i w:val="false"/>
+          <w:iCs w:val="false"/>
           <w:sz w:val="22"/>
           <w:szCs w:val="22"/>
         </w:rPr>
@@ -6304,6 +6558,8 @@
           <w:rFonts w:ascii="Noto Sans CJK KR" w:cs="Noto Sans CJK KR" w:eastAsia="Noto Sans CJK KR" w:hAnsi="Noto Sans CJK KR"/>
           <w:b/>
           <w:bCs/>
+          <w:i w:val="false"/>
+          <w:iCs w:val="false"/>
           <w:sz w:val="22"/>
           <w:szCs w:val="22"/>
         </w:rPr>
@@ -6327,6 +6583,8 @@
           <w:rFonts w:ascii="Noto Sans CJK KR" w:cs="Noto Sans CJK KR" w:eastAsia="Noto Sans CJK KR" w:hAnsi="Noto Sans CJK KR"/>
           <w:b/>
           <w:bCs/>
+          <w:i w:val="false"/>
+          <w:iCs w:val="false"/>
           <w:sz w:val="22"/>
           <w:szCs w:val="22"/>
         </w:rPr>
@@ -6349,6 +6607,8 @@
           <w:rFonts w:ascii="Noto Sans CJK KR" w:cs="Noto Sans CJK KR" w:eastAsia="Noto Sans CJK KR" w:hAnsi="Noto Sans CJK KR"/>
           <w:b/>
           <w:bCs/>
+          <w:i w:val="false"/>
+          <w:iCs w:val="false"/>
           <w:sz w:val="22"/>
           <w:szCs w:val="22"/>
         </w:rPr>
@@ -6384,6 +6644,8 @@
           <w:rFonts w:ascii="Noto Sans CJK KR" w:cs="Noto Sans CJK KR" w:eastAsia="Noto Sans CJK KR" w:hAnsi="Noto Sans CJK KR"/>
           <w:b/>
           <w:bCs/>
+          <w:i w:val="false"/>
+          <w:iCs w:val="false"/>
           <w:sz w:val="22"/>
           <w:szCs w:val="22"/>
         </w:rPr>
@@ -6406,6 +6668,8 @@
           <w:rFonts w:ascii="Noto Sans CJK KR" w:cs="Noto Sans CJK KR" w:eastAsia="Noto Sans CJK KR" w:hAnsi="Noto Sans CJK KR"/>
           <w:b/>
           <w:bCs/>
+          <w:i w:val="false"/>
+          <w:iCs w:val="false"/>
           <w:sz w:val="22"/>
           <w:szCs w:val="22"/>
         </w:rPr>
@@ -6428,6 +6692,8 @@
           <w:rFonts w:ascii="Noto Sans CJK KR" w:cs="Noto Sans CJK KR" w:eastAsia="Noto Sans CJK KR" w:hAnsi="Noto Sans CJK KR"/>
           <w:b/>
           <w:bCs/>
+          <w:i w:val="false"/>
+          <w:iCs w:val="false"/>
           <w:sz w:val="22"/>
           <w:szCs w:val="22"/>
         </w:rPr>
@@ -6456,6 +6722,8 @@
           <w:rFonts w:ascii="Noto Sans CJK KR" w:cs="Noto Sans CJK KR" w:eastAsia="Noto Sans CJK KR" w:hAnsi="Noto Sans CJK KR"/>
           <w:b/>
           <w:bCs/>
+          <w:i w:val="false"/>
+          <w:iCs w:val="false"/>
           <w:sz w:val="22"/>
           <w:szCs w:val="22"/>
         </w:rPr>
@@ -6478,6 +6746,8 @@
           <w:rFonts w:ascii="Noto Sans CJK KR" w:cs="Noto Sans CJK KR" w:eastAsia="Noto Sans CJK KR" w:hAnsi="Noto Sans CJK KR"/>
           <w:b/>
           <w:bCs/>
+          <w:i w:val="false"/>
+          <w:iCs w:val="false"/>
           <w:sz w:val="22"/>
           <w:szCs w:val="22"/>
         </w:rPr>
@@ -6525,6 +6795,8 @@
           <w:rFonts w:ascii="Noto Sans CJK KR" w:cs="Noto Sans CJK KR" w:eastAsia="Noto Sans CJK KR" w:hAnsi="Noto Sans CJK KR"/>
           <w:b/>
           <w:bCs/>
+          <w:i w:val="false"/>
+          <w:iCs w:val="false"/>
           <w:sz w:val="22"/>
           <w:szCs w:val="22"/>
         </w:rPr>
@@ -6547,6 +6819,8 @@
           <w:rFonts w:ascii="Noto Sans CJK KR" w:cs="Noto Sans CJK KR" w:eastAsia="Noto Sans CJK KR" w:hAnsi="Noto Sans CJK KR"/>
           <w:b/>
           <w:bCs/>
+          <w:i w:val="false"/>
+          <w:iCs w:val="false"/>
           <w:sz w:val="22"/>
           <w:szCs w:val="22"/>
         </w:rPr>
@@ -6582,6 +6856,8 @@
           <w:rFonts w:ascii="Noto Sans CJK KR" w:cs="Noto Sans CJK KR" w:eastAsia="Noto Sans CJK KR" w:hAnsi="Noto Sans CJK KR"/>
           <w:b/>
           <w:bCs/>
+          <w:i w:val="false"/>
+          <w:iCs w:val="false"/>
           <w:sz w:val="22"/>
           <w:szCs w:val="22"/>
         </w:rPr>
@@ -6622,6 +6898,8 @@
           <w:rFonts w:ascii="Noto Sans CJK KR" w:cs="Noto Sans CJK KR" w:eastAsia="Noto Sans CJK KR" w:hAnsi="Noto Sans CJK KR"/>
           <w:b/>
           <w:bCs/>
+          <w:i w:val="false"/>
+          <w:iCs w:val="false"/>
           <w:sz w:val="22"/>
           <w:szCs w:val="22"/>
         </w:rPr>
@@ -6637,35 +6915,39 @@
           <w:sz w:val="22"/>
           <w:szCs w:val="22"/>
         </w:rPr>
-        <w:t xml:space="preserve">: "*</w:t>
-      </w:r>
-      <w:r>
-        <w:rPr>
-          <w:rFonts w:ascii="Noto Sans CJK KR" w:cs="Noto Sans CJK KR" w:eastAsia="Noto Sans CJK KR" w:hAnsi="Noto Sans CJK KR"/>
+        <w:t xml:space="preserve">: "</w:t>
+      </w:r>
+      <w:r>
+        <w:rPr>
+          <w:rFonts w:ascii="Noto Sans CJK KR" w:cs="Noto Sans CJK KR" w:eastAsia="Noto Sans CJK KR" w:hAnsi="Noto Sans CJK KR"/>
+          <w:b/>
+          <w:bCs/>
+          <w:i w:val="false"/>
+          <w:iCs w:val="false"/>
+          <w:sz w:val="22"/>
+          <w:szCs w:val="22"/>
+        </w:rPr>
+        <w:t xml:space="preserve">숙박시설 </w:t>
+      </w:r>
+      <w:r>
+        <w:rPr>
+          <w:rFonts w:ascii="Noto Sans CJK KR" w:cs="Noto Sans CJK KR" w:eastAsia="Noto Sans CJK KR" w:hAnsi="Noto Sans CJK KR"/>
+          <w:b/>
+          <w:bCs/>
           <w:i/>
           <w:iCs/>
           <w:sz w:val="22"/>
           <w:szCs w:val="22"/>
         </w:rPr>
-        <w:t xml:space="preserve">숙박시설 </w:t>
-      </w:r>
-      <w:r>
-        <w:rPr>
-          <w:rFonts w:ascii="Noto Sans CJK KR" w:cs="Noto Sans CJK KR" w:eastAsia="Noto Sans CJK KR" w:hAnsi="Noto Sans CJK KR"/>
-          <w:b w:val="false"/>
-          <w:bCs w:val="false"/>
-          <w:i w:val="false"/>
-          <w:iCs w:val="false"/>
-          <w:sz w:val="22"/>
-          <w:szCs w:val="22"/>
-        </w:rPr>
         <w:t xml:space="preserve">i</w:t>
       </w:r>
       <w:r>
         <w:rPr>
           <w:rFonts w:ascii="Noto Sans CJK KR" w:cs="Noto Sans CJK KR" w:eastAsia="Noto Sans CJK KR" w:hAnsi="Noto Sans CJK KR"/>
-          <w:i/>
-          <w:iCs/>
+          <w:b/>
+          <w:bCs/>
+          <w:i w:val="false"/>
+          <w:iCs w:val="false"/>
           <w:sz w:val="22"/>
           <w:szCs w:val="22"/>
         </w:rPr>
@@ -6681,7 +6963,7 @@
           <w:sz w:val="22"/>
           <w:szCs w:val="22"/>
         </w:rPr>
-        <w:t xml:space="preserve">* t−1주의 신규 코로나19 확진자 수"</w:t>
+        <w:t xml:space="preserve"> t−1주의 신규 코로나19 확진자 수"</w:t>
       </w:r>
     </w:p>
     <w:p>
@@ -6698,6 +6980,8 @@
           <w:rFonts w:ascii="Noto Sans CJK KR" w:cs="Noto Sans CJK KR" w:eastAsia="Noto Sans CJK KR" w:hAnsi="Noto Sans CJK KR"/>
           <w:b/>
           <w:bCs/>
+          <w:i w:val="false"/>
+          <w:iCs w:val="false"/>
           <w:sz w:val="22"/>
           <w:szCs w:val="22"/>
         </w:rPr>
@@ -6720,6 +7004,8 @@
           <w:rFonts w:ascii="Noto Sans CJK KR" w:cs="Noto Sans CJK KR" w:eastAsia="Noto Sans CJK KR" w:hAnsi="Noto Sans CJK KR"/>
           <w:b/>
           <w:bCs/>
+          <w:i w:val="false"/>
+          <w:iCs w:val="false"/>
           <w:sz w:val="22"/>
           <w:szCs w:val="22"/>
         </w:rPr>
@@ -6765,6 +7051,10 @@
       <w:r>
         <w:rPr>
           <w:rFonts w:ascii="Noto Sans Mono CJK KR" w:cs="Noto Sans Mono CJK KR" w:eastAsia="Noto Sans Mono CJK KR" w:hAnsi="Noto Sans Mono CJK KR"/>
+          <w:b w:val="false"/>
+          <w:bCs w:val="false"/>
+          <w:i w:val="false"/>
+          <w:iCs w:val="false"/>
           <w:sz w:val="20"/>
           <w:szCs w:val="20"/>
         </w:rPr>
@@ -6787,6 +7077,8 @@
           <w:rFonts w:ascii="Noto Sans CJK KR" w:cs="Noto Sans CJK KR" w:eastAsia="Noto Sans CJK KR" w:hAnsi="Noto Sans CJK KR"/>
           <w:b/>
           <w:bCs/>
+          <w:i w:val="false"/>
+          <w:iCs w:val="false"/>
           <w:sz w:val="22"/>
           <w:szCs w:val="22"/>
         </w:rPr>
@@ -6827,6 +7119,8 @@
           <w:rFonts w:ascii="Noto Sans CJK KR" w:cs="Noto Sans CJK KR" w:eastAsia="Noto Sans CJK KR" w:hAnsi="Noto Sans CJK KR"/>
           <w:b/>
           <w:bCs/>
+          <w:i w:val="false"/>
+          <w:iCs w:val="false"/>
           <w:sz w:val="22"/>
           <w:szCs w:val="22"/>
         </w:rPr>
@@ -6859,6 +7153,8 @@
           <w:rFonts w:ascii="Noto Sans CJK KR" w:cs="Noto Sans CJK KR" w:eastAsia="Noto Sans CJK KR" w:hAnsi="Noto Sans CJK KR"/>
           <w:b/>
           <w:bCs/>
+          <w:i w:val="false"/>
+          <w:iCs w:val="false"/>
           <w:sz w:val="22"/>
           <w:szCs w:val="22"/>
         </w:rPr>
@@ -6879,6 +7175,8 @@
       <w:r>
         <w:rPr>
           <w:rFonts w:ascii="Noto Sans CJK KR" w:cs="Noto Sans CJK KR" w:eastAsia="Noto Sans CJK KR" w:hAnsi="Noto Sans CJK KR"/>
+          <w:b w:val="false"/>
+          <w:bCs w:val="false"/>
           <w:i/>
           <w:iCs/>
           <w:sz w:val="22"/>
@@ -6928,6 +7226,8 @@
           <w:rFonts w:ascii="Noto Sans CJK KR" w:cs="Noto Sans CJK KR" w:eastAsia="Noto Sans CJK KR" w:hAnsi="Noto Sans CJK KR"/>
           <w:b/>
           <w:bCs/>
+          <w:i w:val="false"/>
+          <w:iCs w:val="false"/>
           <w:sz w:val="22"/>
           <w:szCs w:val="22"/>
         </w:rPr>
@@ -6950,6 +7250,8 @@
           <w:rFonts w:ascii="Noto Sans CJK KR" w:cs="Noto Sans CJK KR" w:eastAsia="Noto Sans CJK KR" w:hAnsi="Noto Sans CJK KR"/>
           <w:b/>
           <w:bCs/>
+          <w:i w:val="false"/>
+          <w:iCs w:val="false"/>
           <w:sz w:val="22"/>
           <w:szCs w:val="22"/>
         </w:rPr>
@@ -6972,6 +7274,8 @@
           <w:rFonts w:ascii="Noto Sans CJK KR" w:cs="Noto Sans CJK KR" w:eastAsia="Noto Sans CJK KR" w:hAnsi="Noto Sans CJK KR"/>
           <w:b/>
           <w:bCs/>
+          <w:i w:val="false"/>
+          <w:iCs w:val="false"/>
           <w:sz w:val="22"/>
           <w:szCs w:val="22"/>
         </w:rPr>
@@ -7019,6 +7323,8 @@
           <w:rFonts w:ascii="Noto Sans CJK KR" w:cs="Noto Sans CJK KR" w:eastAsia="Noto Sans CJK KR" w:hAnsi="Noto Sans CJK KR"/>
           <w:b/>
           <w:bCs/>
+          <w:i w:val="false"/>
+          <w:iCs w:val="false"/>
           <w:sz w:val="22"/>
           <w:szCs w:val="22"/>
         </w:rPr>
@@ -7041,6 +7347,8 @@
           <w:rFonts w:ascii="Noto Sans CJK KR" w:cs="Noto Sans CJK KR" w:eastAsia="Noto Sans CJK KR" w:hAnsi="Noto Sans CJK KR"/>
           <w:b/>
           <w:bCs/>
+          <w:i w:val="false"/>
+          <w:iCs w:val="false"/>
           <w:sz w:val="22"/>
           <w:szCs w:val="22"/>
         </w:rPr>
@@ -7146,6 +7454,8 @@
           <w:rFonts w:ascii="Noto Sans CJK KR" w:cs="Noto Sans CJK KR" w:eastAsia="Noto Sans CJK KR" w:hAnsi="Noto Sans CJK KR"/>
           <w:b/>
           <w:bCs/>
+          <w:i w:val="false"/>
+          <w:iCs w:val="false"/>
           <w:sz w:val="22"/>
           <w:szCs w:val="22"/>
         </w:rPr>
@@ -7181,6 +7491,8 @@
           <w:rFonts w:ascii="Noto Sans CJK KR" w:cs="Noto Sans CJK KR" w:eastAsia="Noto Sans CJK KR" w:hAnsi="Noto Sans CJK KR"/>
           <w:b/>
           <w:bCs/>
+          <w:i w:val="false"/>
+          <w:iCs w:val="false"/>
           <w:sz w:val="22"/>
           <w:szCs w:val="22"/>
         </w:rPr>
@@ -7216,6 +7528,8 @@
           <w:rFonts w:ascii="Noto Sans CJK KR" w:cs="Noto Sans CJK KR" w:eastAsia="Noto Sans CJK KR" w:hAnsi="Noto Sans CJK KR"/>
           <w:b/>
           <w:bCs/>
+          <w:i w:val="false"/>
+          <w:iCs w:val="false"/>
           <w:sz w:val="22"/>
           <w:szCs w:val="22"/>
         </w:rPr>
@@ -7251,6 +7565,8 @@
           <w:rFonts w:ascii="Noto Sans CJK KR" w:cs="Noto Sans CJK KR" w:eastAsia="Noto Sans CJK KR" w:hAnsi="Noto Sans CJK KR"/>
           <w:b/>
           <w:bCs/>
+          <w:i w:val="false"/>
+          <w:iCs w:val="false"/>
           <w:sz w:val="22"/>
           <w:szCs w:val="22"/>
         </w:rPr>
@@ -7298,6 +7614,8 @@
           <w:rFonts w:ascii="Noto Sans CJK KR" w:cs="Noto Sans CJK KR" w:eastAsia="Noto Sans CJK KR" w:hAnsi="Noto Sans CJK KR"/>
           <w:b/>
           <w:bCs/>
+          <w:i w:val="false"/>
+          <w:iCs w:val="false"/>
           <w:sz w:val="22"/>
           <w:szCs w:val="22"/>
         </w:rPr>
@@ -7331,6 +7649,8 @@
       <w:r>
         <w:rPr>
           <w:rFonts w:ascii="Noto Sans CJK KR" w:cs="Noto Sans CJK KR" w:eastAsia="Noto Sans CJK KR" w:hAnsi="Noto Sans CJK KR"/>
+          <w:b w:val="false"/>
+          <w:bCs w:val="false"/>
           <w:i/>
           <w:iCs/>
           <w:sz w:val="22"/>
